--- a/Tugas_Teori/Pertemuan7/TUGAS LATIHAN SOAL PERTEMUAN 7.docx
+++ b/Tugas_Teori/Pertemuan7/TUGAS LATIHAN SOAL PERTEMUAN 7.docx
@@ -715,6 +715,77 @@
       </w:pPr>
       <w:r>
         <w:rPr>
+          <w:b/>
+          <w:bCs/>
+          <w:sz w:val="24"/>
+          <w:szCs w:val="24"/>
+        </w:rPr>
+        <w:drawing>
+          <wp:anchor distT="0" distB="0" distL="114300" distR="114300" simplePos="0" relativeHeight="251658240" behindDoc="0" locked="0" layoutInCell="1" allowOverlap="1" wp14:anchorId="07817969" wp14:editId="6A2487B2">
+            <wp:simplePos x="0" y="0"/>
+            <wp:positionH relativeFrom="column">
+              <wp:posOffset>209550</wp:posOffset>
+            </wp:positionH>
+            <wp:positionV relativeFrom="paragraph">
+              <wp:posOffset>4250690</wp:posOffset>
+            </wp:positionV>
+            <wp:extent cx="2971800" cy="4692015"/>
+            <wp:effectExtent l="0" t="0" r="0" b="0"/>
+            <wp:wrapNone/>
+            <wp:docPr id="1956413814" name="Picture 6"/>
+            <wp:cNvGraphicFramePr>
+              <a:graphicFrameLocks xmlns:a="http://schemas.openxmlformats.org/drawingml/2006/main" noChangeAspect="1"/>
+            </wp:cNvGraphicFramePr>
+            <a:graphic xmlns:a="http://schemas.openxmlformats.org/drawingml/2006/main">
+              <a:graphicData uri="http://schemas.openxmlformats.org/drawingml/2006/picture">
+                <pic:pic xmlns:pic="http://schemas.openxmlformats.org/drawingml/2006/picture">
+                  <pic:nvPicPr>
+                    <pic:cNvPr id="0" name="Picture 23"/>
+                    <pic:cNvPicPr>
+                      <a:picLocks noChangeAspect="1" noChangeArrowheads="1"/>
+                    </pic:cNvPicPr>
+                  </pic:nvPicPr>
+                  <pic:blipFill>
+                    <a:blip r:embed="rId4" cstate="print">
+                      <a:extLst>
+                        <a:ext uri="{28A0092B-C50C-407E-A947-70E740481C1C}">
+                          <a14:useLocalDpi xmlns:a14="http://schemas.microsoft.com/office/drawing/2010/main" val="0"/>
+                        </a:ext>
+                      </a:extLst>
+                    </a:blip>
+                    <a:srcRect/>
+                    <a:stretch>
+                      <a:fillRect/>
+                    </a:stretch>
+                  </pic:blipFill>
+                  <pic:spPr bwMode="auto">
+                    <a:xfrm>
+                      <a:off x="0" y="0"/>
+                      <a:ext cx="2971800" cy="4692015"/>
+                    </a:xfrm>
+                    <a:prstGeom prst="rect">
+                      <a:avLst/>
+                    </a:prstGeom>
+                    <a:noFill/>
+                    <a:ln>
+                      <a:noFill/>
+                    </a:ln>
+                  </pic:spPr>
+                </pic:pic>
+              </a:graphicData>
+            </a:graphic>
+            <wp14:sizeRelH relativeFrom="margin">
+              <wp14:pctWidth>0</wp14:pctWidth>
+            </wp14:sizeRelH>
+            <wp14:sizeRelV relativeFrom="margin">
+              <wp14:pctHeight>0</wp14:pctHeight>
+            </wp14:sizeRelV>
+          </wp:anchor>
+        </w:drawing>
+      </w:r>
+      <w:r>
+        <w:rPr>
+          <w:noProof/>
           <w:sz w:val="24"/>
           <w:szCs w:val="24"/>
         </w:rPr>
@@ -736,7 +807,7 @@
                     </pic:cNvPicPr>
                   </pic:nvPicPr>
                   <pic:blipFill>
-                    <a:blip r:embed="rId4" cstate="print">
+                    <a:blip r:embed="rId5" cstate="print">
                       <a:extLst>
                         <a:ext uri="{28A0092B-C50C-407E-A947-70E740481C1C}">
                           <a14:useLocalDpi xmlns:a14="http://schemas.microsoft.com/office/drawing/2010/main" val="0"/>
@@ -775,7 +846,7 @@
           <w:bCs/>
           <w:sz w:val="24"/>
           <w:szCs w:val="24"/>
-          <w:lang w:val="en-US"/>
+          <w:lang w:val="fi-FI"/>
         </w:rPr>
       </w:pPr>
       <w:r>
@@ -784,77 +855,7 @@
           <w:bCs/>
           <w:sz w:val="24"/>
           <w:szCs w:val="24"/>
-        </w:rPr>
-        <w:drawing>
-          <wp:anchor distT="0" distB="0" distL="114300" distR="114300" simplePos="0" relativeHeight="251659264" behindDoc="0" locked="0" layoutInCell="1" allowOverlap="1" wp14:anchorId="0FE3C48A" wp14:editId="451156E3">
-            <wp:simplePos x="0" y="0"/>
-            <wp:positionH relativeFrom="column">
-              <wp:posOffset>828675</wp:posOffset>
-            </wp:positionH>
-            <wp:positionV relativeFrom="paragraph">
-              <wp:posOffset>210185</wp:posOffset>
-            </wp:positionV>
-            <wp:extent cx="3073294" cy="4114800"/>
-            <wp:effectExtent l="0" t="0" r="0" b="0"/>
-            <wp:wrapNone/>
-            <wp:docPr id="560778247" name="Picture 6"/>
-            <wp:cNvGraphicFramePr>
-              <a:graphicFrameLocks xmlns:a="http://schemas.openxmlformats.org/drawingml/2006/main" noChangeAspect="1"/>
-            </wp:cNvGraphicFramePr>
-            <a:graphic xmlns:a="http://schemas.openxmlformats.org/drawingml/2006/main">
-              <a:graphicData uri="http://schemas.openxmlformats.org/drawingml/2006/picture">
-                <pic:pic xmlns:pic="http://schemas.openxmlformats.org/drawingml/2006/picture">
-                  <pic:nvPicPr>
-                    <pic:cNvPr id="0" name="Picture 20"/>
-                    <pic:cNvPicPr>
-                      <a:picLocks noChangeAspect="1" noChangeArrowheads="1"/>
-                    </pic:cNvPicPr>
-                  </pic:nvPicPr>
-                  <pic:blipFill>
-                    <a:blip r:embed="rId5" cstate="print">
-                      <a:extLst>
-                        <a:ext uri="{28A0092B-C50C-407E-A947-70E740481C1C}">
-                          <a14:useLocalDpi xmlns:a14="http://schemas.microsoft.com/office/drawing/2010/main" val="0"/>
-                        </a:ext>
-                      </a:extLst>
-                    </a:blip>
-                    <a:srcRect/>
-                    <a:stretch>
-                      <a:fillRect/>
-                    </a:stretch>
-                  </pic:blipFill>
-                  <pic:spPr bwMode="auto">
-                    <a:xfrm>
-                      <a:off x="0" y="0"/>
-                      <a:ext cx="3073294" cy="4114800"/>
-                    </a:xfrm>
-                    <a:prstGeom prst="rect">
-                      <a:avLst/>
-                    </a:prstGeom>
-                    <a:noFill/>
-                    <a:ln>
-                      <a:noFill/>
-                    </a:ln>
-                  </pic:spPr>
-                </pic:pic>
-              </a:graphicData>
-            </a:graphic>
-            <wp14:sizeRelH relativeFrom="margin">
-              <wp14:pctWidth>0</wp14:pctWidth>
-            </wp14:sizeRelH>
-            <wp14:sizeRelV relativeFrom="margin">
-              <wp14:pctHeight>0</wp14:pctHeight>
-            </wp14:sizeRelV>
-          </wp:anchor>
-        </w:drawing>
-      </w:r>
-      <w:r>
-        <w:rPr>
-          <w:b/>
-          <w:bCs/>
-          <w:sz w:val="24"/>
-          <w:szCs w:val="24"/>
-          <w:lang w:val="en-US"/>
+          <w:lang w:val="fi-FI"/>
         </w:rPr>
         <w:t>Soal 3</w:t>
       </w:r>
@@ -866,53 +867,6 @@
           <w:bCs/>
           <w:sz w:val="24"/>
           <w:szCs w:val="24"/>
-          <w:lang w:val="en-US"/>
-        </w:rPr>
-      </w:pPr>
-      <w:proofErr w:type="spellStart"/>
-      <w:r>
-        <w:rPr>
-          <w:sz w:val="24"/>
-          <w:szCs w:val="24"/>
-          <w:lang w:val="en-US"/>
-        </w:rPr>
-        <w:t>satu</w:t>
-      </w:r>
-      <w:proofErr w:type="spellEnd"/>
-      <w:r>
-        <w:rPr>
-          <w:sz w:val="24"/>
-          <w:szCs w:val="24"/>
-          <w:lang w:val="en-US"/>
-        </w:rPr>
-        <w:t xml:space="preserve"> </w:t>
-      </w:r>
-      <w:proofErr w:type="spellStart"/>
-      <w:r>
-        <w:rPr>
-          <w:sz w:val="24"/>
-          <w:szCs w:val="24"/>
-          <w:lang w:val="en-US"/>
-        </w:rPr>
-        <w:t>percobaan</w:t>
-      </w:r>
-      <w:proofErr w:type="spellEnd"/>
-      <w:r>
-        <w:rPr>
-          <w:sz w:val="24"/>
-          <w:szCs w:val="24"/>
-          <w:lang w:val="en-US"/>
-        </w:rPr>
-        <w:t xml:space="preserve"> login</w:t>
-      </w:r>
-    </w:p>
-    <w:p>
-      <w:pPr>
-        <w:rPr>
-          <w:b/>
-          <w:bCs/>
-          <w:sz w:val="24"/>
-          <w:szCs w:val="24"/>
         </w:rPr>
       </w:pPr>
     </w:p>
@@ -933,153 +887,31 @@
           <w:bCs/>
           <w:sz w:val="24"/>
           <w:szCs w:val="24"/>
-          <w:lang w:val="en-US"/>
+          <w:lang w:val="fi-FI"/>
         </w:rPr>
       </w:pPr>
-      <w:r>
-        <w:rPr>
-          <w:b/>
-          <w:bCs/>
-          <w:sz w:val="24"/>
-          <w:szCs w:val="24"/>
-          <w:lang w:val="en-US"/>
-        </w:rPr>
-        <w:br w:type="page"/>
-      </w:r>
     </w:p>
     <w:p>
       <w:pPr>
         <w:rPr>
-          <w:sz w:val="24"/>
-          <w:szCs w:val="24"/>
-          <w:lang w:val="en-US"/>
-        </w:rPr>
-      </w:pPr>
-      <w:r>
-        <w:rPr>
           <w:b/>
           <w:bCs/>
           <w:sz w:val="24"/>
           <w:szCs w:val="24"/>
-        </w:rPr>
-        <w:lastRenderedPageBreak/>
-        <w:drawing>
-          <wp:anchor distT="0" distB="0" distL="114300" distR="114300" simplePos="0" relativeHeight="251658240" behindDoc="0" locked="0" layoutInCell="1" allowOverlap="1" wp14:anchorId="2F00807E" wp14:editId="07D9AEBE">
-            <wp:simplePos x="0" y="0"/>
-            <wp:positionH relativeFrom="column">
-              <wp:posOffset>-133350</wp:posOffset>
-            </wp:positionH>
-            <wp:positionV relativeFrom="paragraph">
-              <wp:posOffset>580390</wp:posOffset>
-            </wp:positionV>
-            <wp:extent cx="3952875" cy="4885349"/>
-            <wp:effectExtent l="0" t="0" r="0" b="0"/>
-            <wp:wrapNone/>
-            <wp:docPr id="676269647" name="Picture 4"/>
-            <wp:cNvGraphicFramePr>
-              <a:graphicFrameLocks xmlns:a="http://schemas.openxmlformats.org/drawingml/2006/main" noChangeAspect="1"/>
-            </wp:cNvGraphicFramePr>
-            <a:graphic xmlns:a="http://schemas.openxmlformats.org/drawingml/2006/main">
-              <a:graphicData uri="http://schemas.openxmlformats.org/drawingml/2006/picture">
-                <pic:pic xmlns:pic="http://schemas.openxmlformats.org/drawingml/2006/picture">
-                  <pic:nvPicPr>
-                    <pic:cNvPr id="0" name="Picture 13"/>
-                    <pic:cNvPicPr>
-                      <a:picLocks noChangeAspect="1" noChangeArrowheads="1"/>
-                    </pic:cNvPicPr>
-                  </pic:nvPicPr>
-                  <pic:blipFill>
-                    <a:blip r:embed="rId6" cstate="print">
-                      <a:extLst>
-                        <a:ext uri="{28A0092B-C50C-407E-A947-70E740481C1C}">
-                          <a14:useLocalDpi xmlns:a14="http://schemas.microsoft.com/office/drawing/2010/main" val="0"/>
-                        </a:ext>
-                      </a:extLst>
-                    </a:blip>
-                    <a:srcRect/>
-                    <a:stretch>
-                      <a:fillRect/>
-                    </a:stretch>
-                  </pic:blipFill>
-                  <pic:spPr bwMode="auto">
-                    <a:xfrm>
-                      <a:off x="0" y="0"/>
-                      <a:ext cx="3952875" cy="4885349"/>
-                    </a:xfrm>
-                    <a:prstGeom prst="rect">
-                      <a:avLst/>
-                    </a:prstGeom>
-                    <a:noFill/>
-                    <a:ln>
-                      <a:noFill/>
-                    </a:ln>
-                  </pic:spPr>
-                </pic:pic>
-              </a:graphicData>
-            </a:graphic>
-            <wp14:sizeRelH relativeFrom="margin">
-              <wp14:pctWidth>0</wp14:pctWidth>
-            </wp14:sizeRelH>
-            <wp14:sizeRelV relativeFrom="margin">
-              <wp14:pctHeight>0</wp14:pctHeight>
-            </wp14:sizeRelV>
-          </wp:anchor>
-        </w:drawing>
-      </w:r>
-      <w:proofErr w:type="spellStart"/>
-      <w:r>
-        <w:rPr>
-          <w:sz w:val="24"/>
-          <w:szCs w:val="24"/>
-          <w:lang w:val="en-US"/>
-        </w:rPr>
-        <w:t>Percobaan</w:t>
-      </w:r>
-      <w:proofErr w:type="spellEnd"/>
-      <w:r>
-        <w:rPr>
-          <w:sz w:val="24"/>
-          <w:szCs w:val="24"/>
-          <w:lang w:val="en-US"/>
-        </w:rPr>
-        <w:t xml:space="preserve"> login </w:t>
-      </w:r>
-      <w:proofErr w:type="spellStart"/>
-      <w:r>
-        <w:rPr>
-          <w:sz w:val="24"/>
-          <w:szCs w:val="24"/>
-          <w:lang w:val="en-US"/>
-        </w:rPr>
-        <w:t>berulang</w:t>
-      </w:r>
-      <w:proofErr w:type="spellEnd"/>
-      <w:r>
-        <w:rPr>
-          <w:sz w:val="24"/>
-          <w:szCs w:val="24"/>
-          <w:lang w:val="en-US"/>
-        </w:rPr>
-        <w:t xml:space="preserve"> </w:t>
-      </w:r>
-      <w:proofErr w:type="spellStart"/>
-      <w:r>
-        <w:rPr>
-          <w:sz w:val="24"/>
-          <w:szCs w:val="24"/>
-          <w:lang w:val="en-US"/>
-        </w:rPr>
-        <w:t>jika</w:t>
-      </w:r>
-      <w:proofErr w:type="spellEnd"/>
-      <w:r>
-        <w:rPr>
-          <w:sz w:val="24"/>
-          <w:szCs w:val="24"/>
-          <w:lang w:val="en-US"/>
-        </w:rPr>
-        <w:t xml:space="preserve"> salah</w:t>
-      </w:r>
+          <w:lang w:val="fi-FI"/>
+        </w:rPr>
+      </w:pPr>
+    </w:p>
+    <w:p>
+      <w:pPr>
+        <w:rPr>
+          <w:b/>
+          <w:bCs/>
+          <w:sz w:val="24"/>
+          <w:szCs w:val="24"/>
+          <w:lang w:val="fi-FI"/>
+        </w:rPr>
+      </w:pPr>
     </w:p>
     <w:sectPr>
       <w:pgSz w:w="11906" w:h="16838"/>

--- a/Tugas_Teori/Pertemuan7/TUGAS LATIHAN SOAL PERTEMUAN 7.docx
+++ b/Tugas_Teori/Pertemuan7/TUGAS LATIHAN SOAL PERTEMUAN 7.docx
@@ -717,6 +717,7 @@
         <w:rPr>
           <w:b/>
           <w:bCs/>
+          <w:noProof/>
           <w:sz w:val="24"/>
           <w:szCs w:val="24"/>
         </w:rPr>
@@ -785,15 +786,14 @@
       </w:r>
       <w:r>
         <w:rPr>
-          <w:noProof/>
           <w:sz w:val="24"/>
           <w:szCs w:val="24"/>
         </w:rPr>
         <w:drawing>
-          <wp:inline distT="0" distB="0" distL="0" distR="0" wp14:anchorId="0C29589F" wp14:editId="4BCE60C9">
-            <wp:extent cx="6464300" cy="4125140"/>
-            <wp:effectExtent l="0" t="0" r="0" b="8890"/>
-            <wp:docPr id="164680819" name="Picture 2"/>
+          <wp:inline distT="0" distB="0" distL="0" distR="0" wp14:anchorId="09A5F490" wp14:editId="2DDE458B">
+            <wp:extent cx="5734050" cy="3659137"/>
+            <wp:effectExtent l="0" t="0" r="0" b="0"/>
+            <wp:docPr id="132831112" name="Picture 2"/>
             <wp:cNvGraphicFramePr>
               <a:graphicFrameLocks xmlns:a="http://schemas.openxmlformats.org/drawingml/2006/main" noChangeAspect="1"/>
             </wp:cNvGraphicFramePr>
@@ -822,7 +822,7 @@
                   <pic:spPr bwMode="auto">
                     <a:xfrm>
                       <a:off x="0" y="0"/>
-                      <a:ext cx="6482238" cy="4136587"/>
+                      <a:ext cx="5760523" cy="3676030"/>
                     </a:xfrm>
                     <a:prstGeom prst="rect">
                       <a:avLst/>
@@ -838,6 +838,14 @@
           </wp:inline>
         </w:drawing>
       </w:r>
+    </w:p>
+    <w:p>
+      <w:pPr>
+        <w:rPr>
+          <w:sz w:val="24"/>
+          <w:szCs w:val="24"/>
+        </w:rPr>
+      </w:pPr>
     </w:p>
     <w:p>
       <w:pPr>

--- a/Tugas_Teori/Pertemuan7/TUGAS LATIHAN SOAL PERTEMUAN 7.docx
+++ b/Tugas_Teori/Pertemuan7/TUGAS LATIHAN SOAL PERTEMUAN 7.docx
@@ -79,14 +79,27 @@
     <w:p>
       <w:pPr>
         <w:rPr>
+          <w:b/>
+          <w:bCs/>
           <w:sz w:val="24"/>
           <w:szCs w:val="24"/>
           <w:lang w:val="en-US"/>
         </w:rPr>
       </w:pPr>
+      <w:r>
+        <w:rPr>
+          <w:b/>
+          <w:bCs/>
+          <w:sz w:val="24"/>
+          <w:szCs w:val="24"/>
+          <w:lang w:val="en-US"/>
+        </w:rPr>
+        <w:t>Soal 1</w:t>
+      </w:r>
     </w:p>
     <w:p>
       <w:pPr>
+        <w:jc w:val="both"/>
         <w:rPr>
           <w:sz w:val="24"/>
           <w:szCs w:val="24"/>
@@ -95,13 +108,1715 @@
       </w:pPr>
       <w:r>
         <w:rPr>
-          <w:b/>
-          <w:bCs/>
-          <w:sz w:val="24"/>
-          <w:szCs w:val="24"/>
-          <w:lang w:val="en-US"/>
-        </w:rPr>
-        <w:t>Soal 1</w:t>
+          <w:sz w:val="24"/>
+          <w:szCs w:val="24"/>
+          <w:lang w:val="en-US"/>
+        </w:rPr>
+        <w:t xml:space="preserve">Raka </w:t>
+      </w:r>
+      <w:proofErr w:type="spellStart"/>
+      <w:r>
+        <w:rPr>
+          <w:sz w:val="24"/>
+          <w:szCs w:val="24"/>
+          <w:lang w:val="en-US"/>
+        </w:rPr>
+        <w:t>adalah</w:t>
+      </w:r>
+      <w:proofErr w:type="spellEnd"/>
+      <w:r>
+        <w:rPr>
+          <w:sz w:val="24"/>
+          <w:szCs w:val="24"/>
+          <w:lang w:val="en-US"/>
+        </w:rPr>
+        <w:t xml:space="preserve"> </w:t>
+      </w:r>
+      <w:proofErr w:type="spellStart"/>
+      <w:r>
+        <w:rPr>
+          <w:sz w:val="24"/>
+          <w:szCs w:val="24"/>
+          <w:lang w:val="en-US"/>
+        </w:rPr>
+        <w:t>mahasiswa</w:t>
+      </w:r>
+      <w:proofErr w:type="spellEnd"/>
+      <w:r>
+        <w:rPr>
+          <w:sz w:val="24"/>
+          <w:szCs w:val="24"/>
+          <w:lang w:val="en-US"/>
+        </w:rPr>
+        <w:t xml:space="preserve"> yang </w:t>
+      </w:r>
+      <w:proofErr w:type="spellStart"/>
+      <w:r>
+        <w:rPr>
+          <w:sz w:val="24"/>
+          <w:szCs w:val="24"/>
+          <w:lang w:val="en-US"/>
+        </w:rPr>
+        <w:t>tinggal</w:t>
+      </w:r>
+      <w:proofErr w:type="spellEnd"/>
+      <w:r>
+        <w:rPr>
+          <w:sz w:val="24"/>
+          <w:szCs w:val="24"/>
+          <w:lang w:val="en-US"/>
+        </w:rPr>
+        <w:t xml:space="preserve"> di </w:t>
+      </w:r>
+      <w:proofErr w:type="spellStart"/>
+      <w:r>
+        <w:rPr>
+          <w:sz w:val="24"/>
+          <w:szCs w:val="24"/>
+          <w:lang w:val="en-US"/>
+        </w:rPr>
+        <w:t>rumah</w:t>
+      </w:r>
+      <w:proofErr w:type="spellEnd"/>
+      <w:r>
+        <w:rPr>
+          <w:sz w:val="24"/>
+          <w:szCs w:val="24"/>
+          <w:lang w:val="en-US"/>
+        </w:rPr>
+        <w:t xml:space="preserve"> kos </w:t>
+      </w:r>
+      <w:proofErr w:type="spellStart"/>
+      <w:r>
+        <w:rPr>
+          <w:sz w:val="24"/>
+          <w:szCs w:val="24"/>
+          <w:lang w:val="en-US"/>
+        </w:rPr>
+        <w:t>dekat</w:t>
+      </w:r>
+      <w:proofErr w:type="spellEnd"/>
+      <w:r>
+        <w:rPr>
+          <w:sz w:val="24"/>
+          <w:szCs w:val="24"/>
+          <w:lang w:val="en-US"/>
+        </w:rPr>
+        <w:t xml:space="preserve"> </w:t>
+      </w:r>
+      <w:proofErr w:type="spellStart"/>
+      <w:r>
+        <w:rPr>
+          <w:sz w:val="24"/>
+          <w:szCs w:val="24"/>
+          <w:lang w:val="en-US"/>
+        </w:rPr>
+        <w:t>kampus</w:t>
+      </w:r>
+      <w:proofErr w:type="spellEnd"/>
+      <w:r>
+        <w:rPr>
+          <w:sz w:val="24"/>
+          <w:szCs w:val="24"/>
+          <w:lang w:val="en-US"/>
+        </w:rPr>
+        <w:t xml:space="preserve">. Karena </w:t>
+      </w:r>
+      <w:proofErr w:type="spellStart"/>
+      <w:r>
+        <w:rPr>
+          <w:sz w:val="24"/>
+          <w:szCs w:val="24"/>
+          <w:lang w:val="en-US"/>
+        </w:rPr>
+        <w:t>jadwal</w:t>
+      </w:r>
+      <w:proofErr w:type="spellEnd"/>
+      <w:r>
+        <w:rPr>
+          <w:sz w:val="24"/>
+          <w:szCs w:val="24"/>
+          <w:lang w:val="en-US"/>
+        </w:rPr>
+        <w:t xml:space="preserve"> </w:t>
+      </w:r>
+      <w:proofErr w:type="spellStart"/>
+      <w:r>
+        <w:rPr>
+          <w:sz w:val="24"/>
+          <w:szCs w:val="24"/>
+          <w:lang w:val="en-US"/>
+        </w:rPr>
+        <w:t>kuliah</w:t>
+      </w:r>
+      <w:proofErr w:type="spellEnd"/>
+      <w:r>
+        <w:rPr>
+          <w:sz w:val="24"/>
+          <w:szCs w:val="24"/>
+          <w:lang w:val="en-US"/>
+        </w:rPr>
+        <w:t xml:space="preserve"> dan </w:t>
+      </w:r>
+      <w:proofErr w:type="spellStart"/>
+      <w:r>
+        <w:rPr>
+          <w:sz w:val="24"/>
+          <w:szCs w:val="24"/>
+          <w:lang w:val="en-US"/>
+        </w:rPr>
+        <w:t>praktikum</w:t>
+      </w:r>
+      <w:proofErr w:type="spellEnd"/>
+      <w:r>
+        <w:rPr>
+          <w:sz w:val="24"/>
+          <w:szCs w:val="24"/>
+          <w:lang w:val="en-US"/>
+        </w:rPr>
+        <w:t xml:space="preserve"> yang </w:t>
+      </w:r>
+      <w:proofErr w:type="spellStart"/>
+      <w:r>
+        <w:rPr>
+          <w:sz w:val="24"/>
+          <w:szCs w:val="24"/>
+          <w:lang w:val="en-US"/>
+        </w:rPr>
+        <w:t>padat</w:t>
+      </w:r>
+      <w:proofErr w:type="spellEnd"/>
+      <w:r>
+        <w:rPr>
+          <w:sz w:val="24"/>
+          <w:szCs w:val="24"/>
+          <w:lang w:val="en-US"/>
+        </w:rPr>
+        <w:t xml:space="preserve">, </w:t>
+      </w:r>
+      <w:proofErr w:type="spellStart"/>
+      <w:r>
+        <w:rPr>
+          <w:sz w:val="24"/>
+          <w:szCs w:val="24"/>
+          <w:lang w:val="en-US"/>
+        </w:rPr>
+        <w:t>setiap</w:t>
+      </w:r>
+      <w:proofErr w:type="spellEnd"/>
+      <w:r>
+        <w:rPr>
+          <w:sz w:val="24"/>
+          <w:szCs w:val="24"/>
+          <w:lang w:val="en-US"/>
+        </w:rPr>
+        <w:t xml:space="preserve"> </w:t>
+      </w:r>
+      <w:proofErr w:type="spellStart"/>
+      <w:r>
+        <w:rPr>
+          <w:sz w:val="24"/>
+          <w:szCs w:val="24"/>
+          <w:lang w:val="en-US"/>
+        </w:rPr>
+        <w:t>minggu</w:t>
+      </w:r>
+      <w:proofErr w:type="spellEnd"/>
+      <w:r>
+        <w:rPr>
+          <w:sz w:val="24"/>
+          <w:szCs w:val="24"/>
+          <w:lang w:val="en-US"/>
+        </w:rPr>
+        <w:t xml:space="preserve"> Raka </w:t>
+      </w:r>
+      <w:proofErr w:type="spellStart"/>
+      <w:r>
+        <w:rPr>
+          <w:sz w:val="24"/>
+          <w:szCs w:val="24"/>
+          <w:lang w:val="en-US"/>
+        </w:rPr>
+        <w:t>mencuci</w:t>
+      </w:r>
+      <w:proofErr w:type="spellEnd"/>
+      <w:r>
+        <w:rPr>
+          <w:sz w:val="24"/>
+          <w:szCs w:val="24"/>
+          <w:lang w:val="en-US"/>
+        </w:rPr>
+        <w:t xml:space="preserve"> </w:t>
+      </w:r>
+      <w:proofErr w:type="spellStart"/>
+      <w:r>
+        <w:rPr>
+          <w:sz w:val="24"/>
+          <w:szCs w:val="24"/>
+          <w:lang w:val="en-US"/>
+        </w:rPr>
+        <w:t>pakaiannya</w:t>
+      </w:r>
+      <w:proofErr w:type="spellEnd"/>
+      <w:r>
+        <w:rPr>
+          <w:sz w:val="24"/>
+          <w:szCs w:val="24"/>
+          <w:lang w:val="en-US"/>
+        </w:rPr>
+        <w:t xml:space="preserve"> di Laundry </w:t>
+      </w:r>
+      <w:proofErr w:type="spellStart"/>
+      <w:r>
+        <w:rPr>
+          <w:sz w:val="24"/>
+          <w:szCs w:val="24"/>
+          <w:lang w:val="en-US"/>
+        </w:rPr>
+        <w:t>Bersih</w:t>
+      </w:r>
+      <w:proofErr w:type="spellEnd"/>
+      <w:r>
+        <w:rPr>
+          <w:sz w:val="24"/>
+          <w:szCs w:val="24"/>
+          <w:lang w:val="en-US"/>
+        </w:rPr>
+        <w:t xml:space="preserve"> </w:t>
+      </w:r>
+      <w:proofErr w:type="spellStart"/>
+      <w:r>
+        <w:rPr>
+          <w:sz w:val="24"/>
+          <w:szCs w:val="24"/>
+          <w:lang w:val="en-US"/>
+        </w:rPr>
+        <w:t>Kilat</w:t>
+      </w:r>
+      <w:proofErr w:type="spellEnd"/>
+      <w:r>
+        <w:rPr>
+          <w:sz w:val="24"/>
+          <w:szCs w:val="24"/>
+          <w:lang w:val="en-US"/>
+        </w:rPr>
+        <w:t xml:space="preserve"> yang </w:t>
+      </w:r>
+      <w:proofErr w:type="spellStart"/>
+      <w:r>
+        <w:rPr>
+          <w:sz w:val="24"/>
+          <w:szCs w:val="24"/>
+          <w:lang w:val="en-US"/>
+        </w:rPr>
+        <w:t>berada</w:t>
+      </w:r>
+      <w:proofErr w:type="spellEnd"/>
+      <w:r>
+        <w:rPr>
+          <w:sz w:val="24"/>
+          <w:szCs w:val="24"/>
+          <w:lang w:val="en-US"/>
+        </w:rPr>
+        <w:t xml:space="preserve"> di </w:t>
+      </w:r>
+      <w:proofErr w:type="spellStart"/>
+      <w:r>
+        <w:rPr>
+          <w:sz w:val="24"/>
+          <w:szCs w:val="24"/>
+          <w:lang w:val="en-US"/>
+        </w:rPr>
+        <w:t>depan</w:t>
+      </w:r>
+      <w:proofErr w:type="spellEnd"/>
+      <w:r>
+        <w:rPr>
+          <w:sz w:val="24"/>
+          <w:szCs w:val="24"/>
+          <w:lang w:val="en-US"/>
+        </w:rPr>
+        <w:t xml:space="preserve"> </w:t>
+      </w:r>
+      <w:proofErr w:type="spellStart"/>
+      <w:r>
+        <w:rPr>
+          <w:sz w:val="24"/>
+          <w:szCs w:val="24"/>
+          <w:lang w:val="en-US"/>
+        </w:rPr>
+        <w:t>gerbang</w:t>
+      </w:r>
+      <w:proofErr w:type="spellEnd"/>
+      <w:r>
+        <w:rPr>
+          <w:sz w:val="24"/>
+          <w:szCs w:val="24"/>
+          <w:lang w:val="en-US"/>
+        </w:rPr>
+        <w:t xml:space="preserve"> </w:t>
+      </w:r>
+      <w:proofErr w:type="spellStart"/>
+      <w:r>
+        <w:rPr>
+          <w:sz w:val="24"/>
+          <w:szCs w:val="24"/>
+          <w:lang w:val="en-US"/>
+        </w:rPr>
+        <w:t>kampus</w:t>
+      </w:r>
+      <w:proofErr w:type="spellEnd"/>
+      <w:r>
+        <w:rPr>
+          <w:sz w:val="24"/>
+          <w:szCs w:val="24"/>
+          <w:lang w:val="en-US"/>
+        </w:rPr>
+        <w:t xml:space="preserve">. Laundry </w:t>
+      </w:r>
+      <w:proofErr w:type="spellStart"/>
+      <w:r>
+        <w:rPr>
+          <w:sz w:val="24"/>
+          <w:szCs w:val="24"/>
+          <w:lang w:val="en-US"/>
+        </w:rPr>
+        <w:t>ini</w:t>
+      </w:r>
+      <w:proofErr w:type="spellEnd"/>
+      <w:r>
+        <w:rPr>
+          <w:sz w:val="24"/>
+          <w:szCs w:val="24"/>
+          <w:lang w:val="en-US"/>
+        </w:rPr>
+        <w:t xml:space="preserve"> </w:t>
+      </w:r>
+      <w:proofErr w:type="spellStart"/>
+      <w:r>
+        <w:rPr>
+          <w:sz w:val="24"/>
+          <w:szCs w:val="24"/>
+          <w:lang w:val="en-US"/>
+        </w:rPr>
+        <w:t>menjadi</w:t>
+      </w:r>
+      <w:proofErr w:type="spellEnd"/>
+      <w:r>
+        <w:rPr>
+          <w:sz w:val="24"/>
+          <w:szCs w:val="24"/>
+          <w:lang w:val="en-US"/>
+        </w:rPr>
+        <w:t xml:space="preserve"> </w:t>
+      </w:r>
+      <w:proofErr w:type="spellStart"/>
+      <w:r>
+        <w:rPr>
+          <w:sz w:val="24"/>
+          <w:szCs w:val="24"/>
+          <w:lang w:val="en-US"/>
+        </w:rPr>
+        <w:t>langganan</w:t>
+      </w:r>
+      <w:proofErr w:type="spellEnd"/>
+      <w:r>
+        <w:rPr>
+          <w:sz w:val="24"/>
+          <w:szCs w:val="24"/>
+          <w:lang w:val="en-US"/>
+        </w:rPr>
+        <w:t xml:space="preserve"> </w:t>
+      </w:r>
+      <w:proofErr w:type="spellStart"/>
+      <w:r>
+        <w:rPr>
+          <w:sz w:val="24"/>
+          <w:szCs w:val="24"/>
+          <w:lang w:val="en-US"/>
+        </w:rPr>
+        <w:t>banyak</w:t>
+      </w:r>
+      <w:proofErr w:type="spellEnd"/>
+      <w:r>
+        <w:rPr>
+          <w:sz w:val="24"/>
+          <w:szCs w:val="24"/>
+          <w:lang w:val="en-US"/>
+        </w:rPr>
+        <w:t xml:space="preserve"> </w:t>
+      </w:r>
+      <w:proofErr w:type="spellStart"/>
+      <w:r>
+        <w:rPr>
+          <w:sz w:val="24"/>
+          <w:szCs w:val="24"/>
+          <w:lang w:val="en-US"/>
+        </w:rPr>
+        <w:t>mahasiswa</w:t>
+      </w:r>
+      <w:proofErr w:type="spellEnd"/>
+      <w:r>
+        <w:rPr>
+          <w:sz w:val="24"/>
+          <w:szCs w:val="24"/>
+          <w:lang w:val="en-US"/>
+        </w:rPr>
+        <w:t xml:space="preserve"> </w:t>
+      </w:r>
+      <w:proofErr w:type="spellStart"/>
+      <w:r>
+        <w:rPr>
+          <w:sz w:val="24"/>
+          <w:szCs w:val="24"/>
+          <w:lang w:val="en-US"/>
+        </w:rPr>
+        <w:t>karena</w:t>
+      </w:r>
+      <w:proofErr w:type="spellEnd"/>
+      <w:r>
+        <w:rPr>
+          <w:sz w:val="24"/>
+          <w:szCs w:val="24"/>
+          <w:lang w:val="en-US"/>
+        </w:rPr>
+        <w:t xml:space="preserve"> </w:t>
+      </w:r>
+      <w:proofErr w:type="spellStart"/>
+      <w:r>
+        <w:rPr>
+          <w:sz w:val="24"/>
+          <w:szCs w:val="24"/>
+          <w:lang w:val="en-US"/>
+        </w:rPr>
+        <w:t>tarifnya</w:t>
+      </w:r>
+      <w:proofErr w:type="spellEnd"/>
+      <w:r>
+        <w:rPr>
+          <w:sz w:val="24"/>
+          <w:szCs w:val="24"/>
+          <w:lang w:val="en-US"/>
+        </w:rPr>
+        <w:t xml:space="preserve"> </w:t>
+      </w:r>
+      <w:proofErr w:type="spellStart"/>
+      <w:r>
+        <w:rPr>
+          <w:sz w:val="24"/>
+          <w:szCs w:val="24"/>
+          <w:lang w:val="en-US"/>
+        </w:rPr>
+        <w:t>semakin</w:t>
+      </w:r>
+      <w:proofErr w:type="spellEnd"/>
+      <w:r>
+        <w:rPr>
+          <w:sz w:val="24"/>
+          <w:szCs w:val="24"/>
+          <w:lang w:val="en-US"/>
+        </w:rPr>
+        <w:t xml:space="preserve"> </w:t>
+      </w:r>
+      <w:proofErr w:type="spellStart"/>
+      <w:r>
+        <w:rPr>
+          <w:sz w:val="24"/>
+          <w:szCs w:val="24"/>
+          <w:lang w:val="en-US"/>
+        </w:rPr>
+        <w:t>murah</w:t>
+      </w:r>
+      <w:proofErr w:type="spellEnd"/>
+      <w:r>
+        <w:rPr>
+          <w:sz w:val="24"/>
+          <w:szCs w:val="24"/>
+          <w:lang w:val="en-US"/>
+        </w:rPr>
+        <w:t xml:space="preserve"> </w:t>
+      </w:r>
+      <w:proofErr w:type="spellStart"/>
+      <w:r>
+        <w:rPr>
+          <w:sz w:val="24"/>
+          <w:szCs w:val="24"/>
+          <w:lang w:val="en-US"/>
+        </w:rPr>
+        <w:t>jika</w:t>
+      </w:r>
+      <w:proofErr w:type="spellEnd"/>
+      <w:r>
+        <w:rPr>
+          <w:sz w:val="24"/>
+          <w:szCs w:val="24"/>
+          <w:lang w:val="en-US"/>
+        </w:rPr>
+        <w:t xml:space="preserve"> </w:t>
+      </w:r>
+      <w:proofErr w:type="spellStart"/>
+      <w:r>
+        <w:rPr>
+          <w:sz w:val="24"/>
+          <w:szCs w:val="24"/>
+          <w:lang w:val="en-US"/>
+        </w:rPr>
+        <w:t>cucian</w:t>
+      </w:r>
+      <w:proofErr w:type="spellEnd"/>
+      <w:r>
+        <w:rPr>
+          <w:sz w:val="24"/>
+          <w:szCs w:val="24"/>
+          <w:lang w:val="en-US"/>
+        </w:rPr>
+        <w:t xml:space="preserve"> yang </w:t>
+      </w:r>
+      <w:proofErr w:type="spellStart"/>
+      <w:r>
+        <w:rPr>
+          <w:sz w:val="24"/>
+          <w:szCs w:val="24"/>
+          <w:lang w:val="en-US"/>
+        </w:rPr>
+        <w:t>dibawa</w:t>
+      </w:r>
+      <w:proofErr w:type="spellEnd"/>
+      <w:r>
+        <w:rPr>
+          <w:sz w:val="24"/>
+          <w:szCs w:val="24"/>
+          <w:lang w:val="en-US"/>
+        </w:rPr>
+        <w:t xml:space="preserve"> </w:t>
+      </w:r>
+      <w:proofErr w:type="spellStart"/>
+      <w:r>
+        <w:rPr>
+          <w:sz w:val="24"/>
+          <w:szCs w:val="24"/>
+          <w:lang w:val="en-US"/>
+        </w:rPr>
+        <w:t>semakin</w:t>
+      </w:r>
+      <w:proofErr w:type="spellEnd"/>
+      <w:r>
+        <w:rPr>
+          <w:sz w:val="24"/>
+          <w:szCs w:val="24"/>
+          <w:lang w:val="en-US"/>
+        </w:rPr>
+        <w:t xml:space="preserve"> </w:t>
+      </w:r>
+      <w:proofErr w:type="spellStart"/>
+      <w:r>
+        <w:rPr>
+          <w:sz w:val="24"/>
+          <w:szCs w:val="24"/>
+          <w:lang w:val="en-US"/>
+        </w:rPr>
+        <w:t>berat</w:t>
+      </w:r>
+      <w:proofErr w:type="spellEnd"/>
+      <w:r>
+        <w:rPr>
+          <w:sz w:val="24"/>
+          <w:szCs w:val="24"/>
+          <w:lang w:val="en-US"/>
+        </w:rPr>
+        <w:t xml:space="preserve">. Tarif yang </w:t>
+      </w:r>
+      <w:proofErr w:type="spellStart"/>
+      <w:r>
+        <w:rPr>
+          <w:sz w:val="24"/>
+          <w:szCs w:val="24"/>
+          <w:lang w:val="en-US"/>
+        </w:rPr>
+        <w:t>berlaku</w:t>
+      </w:r>
+      <w:proofErr w:type="spellEnd"/>
+      <w:r>
+        <w:rPr>
+          <w:sz w:val="24"/>
+          <w:szCs w:val="24"/>
+          <w:lang w:val="en-US"/>
+        </w:rPr>
+        <w:t xml:space="preserve"> </w:t>
+      </w:r>
+      <w:proofErr w:type="spellStart"/>
+      <w:r>
+        <w:rPr>
+          <w:sz w:val="24"/>
+          <w:szCs w:val="24"/>
+          <w:lang w:val="en-US"/>
+        </w:rPr>
+        <w:t>adalah</w:t>
+      </w:r>
+      <w:proofErr w:type="spellEnd"/>
+      <w:r>
+        <w:rPr>
+          <w:sz w:val="24"/>
+          <w:szCs w:val="24"/>
+          <w:lang w:val="en-US"/>
+        </w:rPr>
+        <w:t xml:space="preserve"> </w:t>
+      </w:r>
+      <w:proofErr w:type="spellStart"/>
+      <w:r>
+        <w:rPr>
+          <w:sz w:val="24"/>
+          <w:szCs w:val="24"/>
+          <w:lang w:val="en-US"/>
+        </w:rPr>
+        <w:t>sebagai</w:t>
+      </w:r>
+      <w:proofErr w:type="spellEnd"/>
+      <w:r>
+        <w:rPr>
+          <w:sz w:val="24"/>
+          <w:szCs w:val="24"/>
+          <w:lang w:val="en-US"/>
+        </w:rPr>
+        <w:t xml:space="preserve"> </w:t>
+      </w:r>
+      <w:proofErr w:type="spellStart"/>
+      <w:r>
+        <w:rPr>
+          <w:sz w:val="24"/>
+          <w:szCs w:val="24"/>
+          <w:lang w:val="en-US"/>
+        </w:rPr>
+        <w:t>berikut</w:t>
+      </w:r>
+      <w:proofErr w:type="spellEnd"/>
+      <w:r>
+        <w:rPr>
+          <w:sz w:val="24"/>
+          <w:szCs w:val="24"/>
+          <w:lang w:val="en-US"/>
+        </w:rPr>
+        <w:t>:</w:t>
+      </w:r>
+    </w:p>
+    <w:p>
+      <w:pPr>
+        <w:pStyle w:val="ListParagraph"/>
+        <w:numPr>
+          <w:ilvl w:val="0"/>
+          <w:numId w:val="1"/>
+        </w:numPr>
+        <w:rPr>
+          <w:sz w:val="24"/>
+          <w:szCs w:val="24"/>
+          <w:lang w:val="en-US"/>
+        </w:rPr>
+      </w:pPr>
+      <w:r>
+        <w:rPr>
+          <w:sz w:val="24"/>
+          <w:szCs w:val="24"/>
+          <w:lang w:val="en-US"/>
+        </w:rPr>
+        <w:t xml:space="preserve">Berat </w:t>
+      </w:r>
+      <w:proofErr w:type="spellStart"/>
+      <w:r>
+        <w:rPr>
+          <w:sz w:val="24"/>
+          <w:szCs w:val="24"/>
+          <w:lang w:val="en-US"/>
+        </w:rPr>
+        <w:t>cucian</w:t>
+      </w:r>
+      <w:proofErr w:type="spellEnd"/>
+      <w:r>
+        <w:rPr>
+          <w:sz w:val="24"/>
+          <w:szCs w:val="24"/>
+          <w:lang w:val="en-US"/>
+        </w:rPr>
+        <w:t xml:space="preserve"> </w:t>
+      </w:r>
+      <w:proofErr w:type="spellStart"/>
+      <w:r>
+        <w:rPr>
+          <w:sz w:val="24"/>
+          <w:szCs w:val="24"/>
+          <w:lang w:val="en-US"/>
+        </w:rPr>
+        <w:t>kurang</w:t>
+      </w:r>
+      <w:proofErr w:type="spellEnd"/>
+      <w:r>
+        <w:rPr>
+          <w:sz w:val="24"/>
+          <w:szCs w:val="24"/>
+          <w:lang w:val="en-US"/>
+        </w:rPr>
+        <w:t xml:space="preserve"> </w:t>
+      </w:r>
+      <w:proofErr w:type="spellStart"/>
+      <w:r>
+        <w:rPr>
+          <w:sz w:val="24"/>
+          <w:szCs w:val="24"/>
+          <w:lang w:val="en-US"/>
+        </w:rPr>
+        <w:t>dari</w:t>
+      </w:r>
+      <w:proofErr w:type="spellEnd"/>
+      <w:r>
+        <w:rPr>
+          <w:sz w:val="24"/>
+          <w:szCs w:val="24"/>
+          <w:lang w:val="en-US"/>
+        </w:rPr>
+        <w:t xml:space="preserve"> 3 kg </w:t>
+      </w:r>
+      <w:proofErr w:type="spellStart"/>
+      <w:r>
+        <w:rPr>
+          <w:sz w:val="24"/>
+          <w:szCs w:val="24"/>
+          <w:lang w:val="en-US"/>
+        </w:rPr>
+        <w:t>dikenakan</w:t>
+      </w:r>
+      <w:proofErr w:type="spellEnd"/>
+      <w:r>
+        <w:rPr>
+          <w:sz w:val="24"/>
+          <w:szCs w:val="24"/>
+          <w:lang w:val="en-US"/>
+        </w:rPr>
+        <w:t xml:space="preserve"> </w:t>
+      </w:r>
+      <w:proofErr w:type="spellStart"/>
+      <w:r>
+        <w:rPr>
+          <w:sz w:val="24"/>
+          <w:szCs w:val="24"/>
+          <w:lang w:val="en-US"/>
+        </w:rPr>
+        <w:t>tarif</w:t>
+      </w:r>
+      <w:proofErr w:type="spellEnd"/>
+      <w:r>
+        <w:rPr>
+          <w:sz w:val="24"/>
+          <w:szCs w:val="24"/>
+          <w:lang w:val="en-US"/>
+        </w:rPr>
+        <w:t xml:space="preserve"> Rp7.000 per kg.</w:t>
+      </w:r>
+    </w:p>
+    <w:p>
+      <w:pPr>
+        <w:pStyle w:val="ListParagraph"/>
+        <w:numPr>
+          <w:ilvl w:val="0"/>
+          <w:numId w:val="1"/>
+        </w:numPr>
+        <w:rPr>
+          <w:sz w:val="24"/>
+          <w:szCs w:val="24"/>
+          <w:lang w:val="en-US"/>
+        </w:rPr>
+      </w:pPr>
+      <w:r>
+        <w:rPr>
+          <w:sz w:val="24"/>
+          <w:szCs w:val="24"/>
+          <w:lang w:val="en-US"/>
+        </w:rPr>
+        <w:t xml:space="preserve">Berat </w:t>
+      </w:r>
+      <w:proofErr w:type="spellStart"/>
+      <w:r>
+        <w:rPr>
+          <w:sz w:val="24"/>
+          <w:szCs w:val="24"/>
+          <w:lang w:val="en-US"/>
+        </w:rPr>
+        <w:t>cucian</w:t>
+      </w:r>
+      <w:proofErr w:type="spellEnd"/>
+      <w:r>
+        <w:rPr>
+          <w:sz w:val="24"/>
+          <w:szCs w:val="24"/>
+          <w:lang w:val="en-US"/>
+        </w:rPr>
+        <w:t xml:space="preserve"> 3 kg </w:t>
+      </w:r>
+      <w:proofErr w:type="spellStart"/>
+      <w:r>
+        <w:rPr>
+          <w:sz w:val="24"/>
+          <w:szCs w:val="24"/>
+          <w:lang w:val="en-US"/>
+        </w:rPr>
+        <w:t>sampai</w:t>
+      </w:r>
+      <w:proofErr w:type="spellEnd"/>
+      <w:r>
+        <w:rPr>
+          <w:sz w:val="24"/>
+          <w:szCs w:val="24"/>
+          <w:lang w:val="en-US"/>
+        </w:rPr>
+        <w:t xml:space="preserve"> 6 kg </w:t>
+      </w:r>
+      <w:proofErr w:type="spellStart"/>
+      <w:r>
+        <w:rPr>
+          <w:sz w:val="24"/>
+          <w:szCs w:val="24"/>
+          <w:lang w:val="en-US"/>
+        </w:rPr>
+        <w:t>dikenakan</w:t>
+      </w:r>
+      <w:proofErr w:type="spellEnd"/>
+      <w:r>
+        <w:rPr>
+          <w:sz w:val="24"/>
+          <w:szCs w:val="24"/>
+          <w:lang w:val="en-US"/>
+        </w:rPr>
+        <w:t xml:space="preserve"> </w:t>
+      </w:r>
+      <w:proofErr w:type="spellStart"/>
+      <w:r>
+        <w:rPr>
+          <w:sz w:val="24"/>
+          <w:szCs w:val="24"/>
+          <w:lang w:val="en-US"/>
+        </w:rPr>
+        <w:t>tarif</w:t>
+      </w:r>
+      <w:proofErr w:type="spellEnd"/>
+      <w:r>
+        <w:rPr>
+          <w:sz w:val="24"/>
+          <w:szCs w:val="24"/>
+          <w:lang w:val="en-US"/>
+        </w:rPr>
+        <w:t xml:space="preserve"> Rp6.000 per kg.</w:t>
+      </w:r>
+    </w:p>
+    <w:p>
+      <w:pPr>
+        <w:pStyle w:val="ListParagraph"/>
+        <w:numPr>
+          <w:ilvl w:val="0"/>
+          <w:numId w:val="1"/>
+        </w:numPr>
+        <w:rPr>
+          <w:sz w:val="24"/>
+          <w:szCs w:val="24"/>
+          <w:lang w:val="en-US"/>
+        </w:rPr>
+      </w:pPr>
+      <w:r>
+        <w:rPr>
+          <w:sz w:val="24"/>
+          <w:szCs w:val="24"/>
+          <w:lang w:val="en-US"/>
+        </w:rPr>
+        <w:t xml:space="preserve">Berat </w:t>
+      </w:r>
+      <w:proofErr w:type="spellStart"/>
+      <w:r>
+        <w:rPr>
+          <w:sz w:val="24"/>
+          <w:szCs w:val="24"/>
+          <w:lang w:val="en-US"/>
+        </w:rPr>
+        <w:t>cucian</w:t>
+      </w:r>
+      <w:proofErr w:type="spellEnd"/>
+      <w:r>
+        <w:rPr>
+          <w:sz w:val="24"/>
+          <w:szCs w:val="24"/>
+          <w:lang w:val="en-US"/>
+        </w:rPr>
+        <w:t xml:space="preserve"> </w:t>
+      </w:r>
+      <w:proofErr w:type="spellStart"/>
+      <w:r>
+        <w:rPr>
+          <w:sz w:val="24"/>
+          <w:szCs w:val="24"/>
+          <w:lang w:val="en-US"/>
+        </w:rPr>
+        <w:t>lebih</w:t>
+      </w:r>
+      <w:proofErr w:type="spellEnd"/>
+      <w:r>
+        <w:rPr>
+          <w:sz w:val="24"/>
+          <w:szCs w:val="24"/>
+          <w:lang w:val="en-US"/>
+        </w:rPr>
+        <w:t xml:space="preserve"> </w:t>
+      </w:r>
+      <w:proofErr w:type="spellStart"/>
+      <w:r>
+        <w:rPr>
+          <w:sz w:val="24"/>
+          <w:szCs w:val="24"/>
+          <w:lang w:val="en-US"/>
+        </w:rPr>
+        <w:t>dari</w:t>
+      </w:r>
+      <w:proofErr w:type="spellEnd"/>
+      <w:r>
+        <w:rPr>
+          <w:sz w:val="24"/>
+          <w:szCs w:val="24"/>
+          <w:lang w:val="en-US"/>
+        </w:rPr>
+        <w:t xml:space="preserve"> 6 kg </w:t>
+      </w:r>
+      <w:proofErr w:type="spellStart"/>
+      <w:r>
+        <w:rPr>
+          <w:sz w:val="24"/>
+          <w:szCs w:val="24"/>
+          <w:lang w:val="en-US"/>
+        </w:rPr>
+        <w:t>dikenakan</w:t>
+      </w:r>
+      <w:proofErr w:type="spellEnd"/>
+      <w:r>
+        <w:rPr>
+          <w:sz w:val="24"/>
+          <w:szCs w:val="24"/>
+          <w:lang w:val="en-US"/>
+        </w:rPr>
+        <w:t xml:space="preserve"> </w:t>
+      </w:r>
+      <w:proofErr w:type="spellStart"/>
+      <w:r>
+        <w:rPr>
+          <w:sz w:val="24"/>
+          <w:szCs w:val="24"/>
+          <w:lang w:val="en-US"/>
+        </w:rPr>
+        <w:t>tarif</w:t>
+      </w:r>
+      <w:proofErr w:type="spellEnd"/>
+      <w:r>
+        <w:rPr>
+          <w:sz w:val="24"/>
+          <w:szCs w:val="24"/>
+          <w:lang w:val="en-US"/>
+        </w:rPr>
+        <w:t xml:space="preserve"> Rp5.000 per kg.</w:t>
+      </w:r>
+    </w:p>
+    <w:p>
+      <w:pPr>
+        <w:jc w:val="both"/>
+        <w:rPr>
+          <w:sz w:val="24"/>
+          <w:szCs w:val="24"/>
+          <w:lang w:val="en-US"/>
+        </w:rPr>
+      </w:pPr>
+      <w:r>
+        <w:rPr>
+          <w:sz w:val="24"/>
+          <w:szCs w:val="24"/>
+          <w:lang w:val="en-US"/>
+        </w:rPr>
+        <w:t xml:space="preserve">Selama </w:t>
+      </w:r>
+      <w:proofErr w:type="spellStart"/>
+      <w:r>
+        <w:rPr>
+          <w:sz w:val="24"/>
+          <w:szCs w:val="24"/>
+          <w:lang w:val="en-US"/>
+        </w:rPr>
+        <w:t>ini</w:t>
+      </w:r>
+      <w:proofErr w:type="spellEnd"/>
+      <w:r>
+        <w:rPr>
+          <w:sz w:val="24"/>
+          <w:szCs w:val="24"/>
+          <w:lang w:val="en-US"/>
+        </w:rPr>
+        <w:t xml:space="preserve">, </w:t>
+      </w:r>
+      <w:proofErr w:type="spellStart"/>
+      <w:r>
+        <w:rPr>
+          <w:sz w:val="24"/>
+          <w:szCs w:val="24"/>
+          <w:lang w:val="en-US"/>
+        </w:rPr>
+        <w:t>petugas</w:t>
+      </w:r>
+      <w:proofErr w:type="spellEnd"/>
+      <w:r>
+        <w:rPr>
+          <w:sz w:val="24"/>
+          <w:szCs w:val="24"/>
+          <w:lang w:val="en-US"/>
+        </w:rPr>
+        <w:t xml:space="preserve"> laundry </w:t>
+      </w:r>
+      <w:proofErr w:type="spellStart"/>
+      <w:r>
+        <w:rPr>
+          <w:sz w:val="24"/>
+          <w:szCs w:val="24"/>
+          <w:lang w:val="en-US"/>
+        </w:rPr>
+        <w:t>menghitung</w:t>
+      </w:r>
+      <w:proofErr w:type="spellEnd"/>
+      <w:r>
+        <w:rPr>
+          <w:sz w:val="24"/>
+          <w:szCs w:val="24"/>
+          <w:lang w:val="en-US"/>
+        </w:rPr>
+        <w:t xml:space="preserve"> </w:t>
+      </w:r>
+      <w:proofErr w:type="spellStart"/>
+      <w:r>
+        <w:rPr>
+          <w:sz w:val="24"/>
+          <w:szCs w:val="24"/>
+          <w:lang w:val="en-US"/>
+        </w:rPr>
+        <w:t>biaya</w:t>
+      </w:r>
+      <w:proofErr w:type="spellEnd"/>
+      <w:r>
+        <w:rPr>
+          <w:sz w:val="24"/>
+          <w:szCs w:val="24"/>
+          <w:lang w:val="en-US"/>
+        </w:rPr>
+        <w:t xml:space="preserve"> </w:t>
+      </w:r>
+      <w:proofErr w:type="spellStart"/>
+      <w:r>
+        <w:rPr>
+          <w:sz w:val="24"/>
+          <w:szCs w:val="24"/>
+          <w:lang w:val="en-US"/>
+        </w:rPr>
+        <w:t>secara</w:t>
+      </w:r>
+      <w:proofErr w:type="spellEnd"/>
+      <w:r>
+        <w:rPr>
+          <w:sz w:val="24"/>
+          <w:szCs w:val="24"/>
+          <w:lang w:val="en-US"/>
+        </w:rPr>
+        <w:t xml:space="preserve"> manual dan </w:t>
+      </w:r>
+      <w:proofErr w:type="spellStart"/>
+      <w:r>
+        <w:rPr>
+          <w:sz w:val="24"/>
+          <w:szCs w:val="24"/>
+          <w:lang w:val="en-US"/>
+        </w:rPr>
+        <w:t>sering</w:t>
+      </w:r>
+      <w:proofErr w:type="spellEnd"/>
+      <w:r>
+        <w:rPr>
+          <w:sz w:val="24"/>
+          <w:szCs w:val="24"/>
+          <w:lang w:val="en-US"/>
+        </w:rPr>
+        <w:t xml:space="preserve"> </w:t>
+      </w:r>
+      <w:proofErr w:type="spellStart"/>
+      <w:r>
+        <w:rPr>
+          <w:sz w:val="24"/>
+          <w:szCs w:val="24"/>
+          <w:lang w:val="en-US"/>
+        </w:rPr>
+        <w:t>keliru</w:t>
+      </w:r>
+      <w:proofErr w:type="spellEnd"/>
+      <w:r>
+        <w:rPr>
+          <w:sz w:val="24"/>
+          <w:szCs w:val="24"/>
+          <w:lang w:val="en-US"/>
+        </w:rPr>
+        <w:t xml:space="preserve"> </w:t>
+      </w:r>
+      <w:proofErr w:type="spellStart"/>
+      <w:r>
+        <w:rPr>
+          <w:sz w:val="24"/>
+          <w:szCs w:val="24"/>
+          <w:lang w:val="en-US"/>
+        </w:rPr>
+        <w:t>menentukan</w:t>
+      </w:r>
+      <w:proofErr w:type="spellEnd"/>
+      <w:r>
+        <w:rPr>
+          <w:sz w:val="24"/>
+          <w:szCs w:val="24"/>
+          <w:lang w:val="en-US"/>
+        </w:rPr>
+        <w:t xml:space="preserve"> </w:t>
+      </w:r>
+      <w:proofErr w:type="spellStart"/>
+      <w:r>
+        <w:rPr>
+          <w:sz w:val="24"/>
+          <w:szCs w:val="24"/>
+          <w:lang w:val="en-US"/>
+        </w:rPr>
+        <w:t>tarif</w:t>
+      </w:r>
+      <w:proofErr w:type="spellEnd"/>
+      <w:r>
+        <w:rPr>
+          <w:sz w:val="24"/>
+          <w:szCs w:val="24"/>
+          <w:lang w:val="en-US"/>
+        </w:rPr>
+        <w:t xml:space="preserve">, </w:t>
+      </w:r>
+      <w:proofErr w:type="spellStart"/>
+      <w:r>
+        <w:rPr>
+          <w:sz w:val="24"/>
+          <w:szCs w:val="24"/>
+          <w:lang w:val="en-US"/>
+        </w:rPr>
+        <w:t>terutama</w:t>
+      </w:r>
+      <w:proofErr w:type="spellEnd"/>
+      <w:r>
+        <w:rPr>
+          <w:sz w:val="24"/>
+          <w:szCs w:val="24"/>
+          <w:lang w:val="en-US"/>
+        </w:rPr>
+        <w:t xml:space="preserve"> </w:t>
+      </w:r>
+      <w:proofErr w:type="spellStart"/>
+      <w:r>
+        <w:rPr>
+          <w:sz w:val="24"/>
+          <w:szCs w:val="24"/>
+          <w:lang w:val="en-US"/>
+        </w:rPr>
+        <w:t>untuk</w:t>
+      </w:r>
+      <w:proofErr w:type="spellEnd"/>
+      <w:r>
+        <w:rPr>
+          <w:sz w:val="24"/>
+          <w:szCs w:val="24"/>
+          <w:lang w:val="en-US"/>
+        </w:rPr>
+        <w:t xml:space="preserve"> </w:t>
+      </w:r>
+      <w:proofErr w:type="spellStart"/>
+      <w:r>
+        <w:rPr>
+          <w:sz w:val="24"/>
+          <w:szCs w:val="24"/>
+          <w:lang w:val="en-US"/>
+        </w:rPr>
+        <w:t>cucian</w:t>
+      </w:r>
+      <w:proofErr w:type="spellEnd"/>
+      <w:r>
+        <w:rPr>
+          <w:sz w:val="24"/>
+          <w:szCs w:val="24"/>
+          <w:lang w:val="en-US"/>
+        </w:rPr>
+        <w:t xml:space="preserve"> </w:t>
+      </w:r>
+      <w:proofErr w:type="spellStart"/>
+      <w:r>
+        <w:rPr>
+          <w:sz w:val="24"/>
+          <w:szCs w:val="24"/>
+          <w:lang w:val="en-US"/>
+        </w:rPr>
+        <w:t>dengan</w:t>
+      </w:r>
+      <w:proofErr w:type="spellEnd"/>
+      <w:r>
+        <w:rPr>
+          <w:sz w:val="24"/>
+          <w:szCs w:val="24"/>
+          <w:lang w:val="en-US"/>
+        </w:rPr>
+        <w:t xml:space="preserve"> </w:t>
+      </w:r>
+      <w:proofErr w:type="spellStart"/>
+      <w:r>
+        <w:rPr>
+          <w:sz w:val="24"/>
+          <w:szCs w:val="24"/>
+          <w:lang w:val="en-US"/>
+        </w:rPr>
+        <w:t>berat</w:t>
+      </w:r>
+      <w:proofErr w:type="spellEnd"/>
+      <w:r>
+        <w:rPr>
+          <w:sz w:val="24"/>
+          <w:szCs w:val="24"/>
+          <w:lang w:val="en-US"/>
+        </w:rPr>
+        <w:t xml:space="preserve"> yang </w:t>
+      </w:r>
+      <w:proofErr w:type="spellStart"/>
+      <w:r>
+        <w:rPr>
+          <w:sz w:val="24"/>
+          <w:szCs w:val="24"/>
+          <w:lang w:val="en-US"/>
+        </w:rPr>
+        <w:t>tepat</w:t>
+      </w:r>
+      <w:proofErr w:type="spellEnd"/>
+      <w:r>
+        <w:rPr>
+          <w:sz w:val="24"/>
+          <w:szCs w:val="24"/>
+          <w:lang w:val="en-US"/>
+        </w:rPr>
+        <w:t xml:space="preserve"> di batas </w:t>
+      </w:r>
+      <w:proofErr w:type="spellStart"/>
+      <w:r>
+        <w:rPr>
+          <w:sz w:val="24"/>
+          <w:szCs w:val="24"/>
+          <w:lang w:val="en-US"/>
+        </w:rPr>
+        <w:t>tarif</w:t>
+      </w:r>
+      <w:proofErr w:type="spellEnd"/>
+      <w:r>
+        <w:rPr>
+          <w:sz w:val="24"/>
+          <w:szCs w:val="24"/>
+          <w:lang w:val="en-US"/>
+        </w:rPr>
+        <w:t xml:space="preserve">. </w:t>
+      </w:r>
+      <w:proofErr w:type="spellStart"/>
+      <w:r>
+        <w:rPr>
+          <w:sz w:val="24"/>
+          <w:szCs w:val="24"/>
+          <w:lang w:val="en-US"/>
+        </w:rPr>
+        <w:t>Pemilik</w:t>
+      </w:r>
+      <w:proofErr w:type="spellEnd"/>
+      <w:r>
+        <w:rPr>
+          <w:sz w:val="24"/>
+          <w:szCs w:val="24"/>
+          <w:lang w:val="en-US"/>
+        </w:rPr>
+        <w:t xml:space="preserve"> laundry </w:t>
+      </w:r>
+      <w:proofErr w:type="spellStart"/>
+      <w:r>
+        <w:rPr>
+          <w:sz w:val="24"/>
+          <w:szCs w:val="24"/>
+          <w:lang w:val="en-US"/>
+        </w:rPr>
+        <w:t>ingin</w:t>
+      </w:r>
+      <w:proofErr w:type="spellEnd"/>
+      <w:r>
+        <w:rPr>
+          <w:sz w:val="24"/>
+          <w:szCs w:val="24"/>
+          <w:lang w:val="en-US"/>
+        </w:rPr>
+        <w:t xml:space="preserve"> </w:t>
+      </w:r>
+      <w:proofErr w:type="spellStart"/>
+      <w:r>
+        <w:rPr>
+          <w:sz w:val="24"/>
+          <w:szCs w:val="24"/>
+          <w:lang w:val="en-US"/>
+        </w:rPr>
+        <w:t>membuat</w:t>
+      </w:r>
+      <w:proofErr w:type="spellEnd"/>
+      <w:r>
+        <w:rPr>
+          <w:sz w:val="24"/>
+          <w:szCs w:val="24"/>
+          <w:lang w:val="en-US"/>
+        </w:rPr>
+        <w:t xml:space="preserve"> program </w:t>
+      </w:r>
+      <w:proofErr w:type="spellStart"/>
+      <w:r>
+        <w:rPr>
+          <w:sz w:val="24"/>
+          <w:szCs w:val="24"/>
+          <w:lang w:val="en-US"/>
+        </w:rPr>
+        <w:t>sederhana</w:t>
+      </w:r>
+      <w:proofErr w:type="spellEnd"/>
+      <w:r>
+        <w:rPr>
+          <w:sz w:val="24"/>
+          <w:szCs w:val="24"/>
+          <w:lang w:val="en-US"/>
+        </w:rPr>
+        <w:t xml:space="preserve">. </w:t>
+      </w:r>
+      <w:proofErr w:type="spellStart"/>
+      <w:r>
+        <w:rPr>
+          <w:sz w:val="24"/>
+          <w:szCs w:val="24"/>
+          <w:lang w:val="en-US"/>
+        </w:rPr>
+        <w:t>Petugas</w:t>
+      </w:r>
+      <w:proofErr w:type="spellEnd"/>
+      <w:r>
+        <w:rPr>
+          <w:sz w:val="24"/>
+          <w:szCs w:val="24"/>
+          <w:lang w:val="en-US"/>
+        </w:rPr>
+        <w:t xml:space="preserve"> </w:t>
+      </w:r>
+      <w:proofErr w:type="spellStart"/>
+      <w:r>
+        <w:rPr>
+          <w:sz w:val="24"/>
+          <w:szCs w:val="24"/>
+          <w:lang w:val="en-US"/>
+        </w:rPr>
+        <w:t>cukup</w:t>
+      </w:r>
+      <w:proofErr w:type="spellEnd"/>
+      <w:r>
+        <w:rPr>
+          <w:sz w:val="24"/>
+          <w:szCs w:val="24"/>
+          <w:lang w:val="en-US"/>
+        </w:rPr>
+        <w:t xml:space="preserve"> </w:t>
+      </w:r>
+      <w:proofErr w:type="spellStart"/>
+      <w:r>
+        <w:rPr>
+          <w:sz w:val="24"/>
+          <w:szCs w:val="24"/>
+          <w:lang w:val="en-US"/>
+        </w:rPr>
+        <w:t>memasukkan</w:t>
+      </w:r>
+      <w:proofErr w:type="spellEnd"/>
+      <w:r>
+        <w:rPr>
+          <w:sz w:val="24"/>
+          <w:szCs w:val="24"/>
+          <w:lang w:val="en-US"/>
+        </w:rPr>
+        <w:t xml:space="preserve"> </w:t>
+      </w:r>
+      <w:proofErr w:type="spellStart"/>
+      <w:r>
+        <w:rPr>
+          <w:sz w:val="24"/>
+          <w:szCs w:val="24"/>
+          <w:lang w:val="en-US"/>
+        </w:rPr>
+        <w:t>berat</w:t>
+      </w:r>
+      <w:proofErr w:type="spellEnd"/>
+      <w:r>
+        <w:rPr>
+          <w:sz w:val="24"/>
+          <w:szCs w:val="24"/>
+          <w:lang w:val="en-US"/>
+        </w:rPr>
+        <w:t xml:space="preserve"> </w:t>
+      </w:r>
+      <w:proofErr w:type="spellStart"/>
+      <w:r>
+        <w:rPr>
+          <w:sz w:val="24"/>
+          <w:szCs w:val="24"/>
+          <w:lang w:val="en-US"/>
+        </w:rPr>
+        <w:t>cucian</w:t>
+      </w:r>
+      <w:proofErr w:type="spellEnd"/>
+      <w:r>
+        <w:rPr>
+          <w:sz w:val="24"/>
+          <w:szCs w:val="24"/>
+          <w:lang w:val="en-US"/>
+        </w:rPr>
+        <w:t xml:space="preserve"> </w:t>
+      </w:r>
+      <w:proofErr w:type="spellStart"/>
+      <w:r>
+        <w:rPr>
+          <w:sz w:val="24"/>
+          <w:szCs w:val="24"/>
+          <w:lang w:val="en-US"/>
+        </w:rPr>
+        <w:t>dalam</w:t>
+      </w:r>
+      <w:proofErr w:type="spellEnd"/>
+      <w:r>
+        <w:rPr>
+          <w:sz w:val="24"/>
+          <w:szCs w:val="24"/>
+          <w:lang w:val="en-US"/>
+        </w:rPr>
+        <w:t xml:space="preserve"> </w:t>
+      </w:r>
+      <w:proofErr w:type="spellStart"/>
+      <w:r>
+        <w:rPr>
+          <w:sz w:val="24"/>
+          <w:szCs w:val="24"/>
+          <w:lang w:val="en-US"/>
+        </w:rPr>
+        <w:t>satuan</w:t>
+      </w:r>
+      <w:proofErr w:type="spellEnd"/>
+      <w:r>
+        <w:rPr>
+          <w:sz w:val="24"/>
+          <w:szCs w:val="24"/>
+          <w:lang w:val="en-US"/>
+        </w:rPr>
+        <w:t xml:space="preserve"> kilogram (</w:t>
+      </w:r>
+      <w:proofErr w:type="spellStart"/>
+      <w:r>
+        <w:rPr>
+          <w:sz w:val="24"/>
+          <w:szCs w:val="24"/>
+          <w:lang w:val="en-US"/>
+        </w:rPr>
+        <w:t>bilangan</w:t>
+      </w:r>
+      <w:proofErr w:type="spellEnd"/>
+      <w:r>
+        <w:rPr>
+          <w:sz w:val="24"/>
+          <w:szCs w:val="24"/>
+          <w:lang w:val="en-US"/>
+        </w:rPr>
+        <w:t xml:space="preserve"> </w:t>
+      </w:r>
+      <w:proofErr w:type="spellStart"/>
+      <w:r>
+        <w:rPr>
+          <w:sz w:val="24"/>
+          <w:szCs w:val="24"/>
+          <w:lang w:val="en-US"/>
+        </w:rPr>
+        <w:t>bulat</w:t>
+      </w:r>
+      <w:proofErr w:type="spellEnd"/>
+      <w:r>
+        <w:rPr>
+          <w:sz w:val="24"/>
+          <w:szCs w:val="24"/>
+          <w:lang w:val="en-US"/>
+        </w:rPr>
+        <w:t xml:space="preserve">), </w:t>
+      </w:r>
+      <w:proofErr w:type="spellStart"/>
+      <w:r>
+        <w:rPr>
+          <w:sz w:val="24"/>
+          <w:szCs w:val="24"/>
+          <w:lang w:val="en-US"/>
+        </w:rPr>
+        <w:t>kemudian</w:t>
+      </w:r>
+      <w:proofErr w:type="spellEnd"/>
+      <w:r>
+        <w:rPr>
+          <w:sz w:val="24"/>
+          <w:szCs w:val="24"/>
+          <w:lang w:val="en-US"/>
+        </w:rPr>
+        <w:t xml:space="preserve"> program </w:t>
+      </w:r>
+      <w:proofErr w:type="spellStart"/>
+      <w:r>
+        <w:rPr>
+          <w:sz w:val="24"/>
+          <w:szCs w:val="24"/>
+          <w:lang w:val="en-US"/>
+        </w:rPr>
+        <w:t>menampilkan</w:t>
+      </w:r>
+      <w:proofErr w:type="spellEnd"/>
+      <w:r>
+        <w:rPr>
+          <w:sz w:val="24"/>
+          <w:szCs w:val="24"/>
+          <w:lang w:val="en-US"/>
+        </w:rPr>
+        <w:t xml:space="preserve"> </w:t>
+      </w:r>
+      <w:proofErr w:type="spellStart"/>
+      <w:r>
+        <w:rPr>
+          <w:sz w:val="24"/>
+          <w:szCs w:val="24"/>
+          <w:lang w:val="en-US"/>
+        </w:rPr>
+        <w:t>tarif</w:t>
+      </w:r>
+      <w:proofErr w:type="spellEnd"/>
+      <w:r>
+        <w:rPr>
+          <w:sz w:val="24"/>
+          <w:szCs w:val="24"/>
+          <w:lang w:val="en-US"/>
+        </w:rPr>
+        <w:t xml:space="preserve"> per kg yang </w:t>
+      </w:r>
+      <w:proofErr w:type="spellStart"/>
+      <w:r>
+        <w:rPr>
+          <w:sz w:val="24"/>
+          <w:szCs w:val="24"/>
+          <w:lang w:val="en-US"/>
+        </w:rPr>
+        <w:t>berlaku</w:t>
+      </w:r>
+      <w:proofErr w:type="spellEnd"/>
+      <w:r>
+        <w:rPr>
+          <w:sz w:val="24"/>
+          <w:szCs w:val="24"/>
+          <w:lang w:val="en-US"/>
+        </w:rPr>
+        <w:t xml:space="preserve"> </w:t>
+      </w:r>
+      <w:proofErr w:type="spellStart"/>
+      <w:r>
+        <w:rPr>
+          <w:sz w:val="24"/>
+          <w:szCs w:val="24"/>
+          <w:lang w:val="en-US"/>
+        </w:rPr>
+        <w:t>serta</w:t>
+      </w:r>
+      <w:proofErr w:type="spellEnd"/>
+      <w:r>
+        <w:rPr>
+          <w:sz w:val="24"/>
+          <w:szCs w:val="24"/>
+          <w:lang w:val="en-US"/>
+        </w:rPr>
+        <w:t xml:space="preserve"> total </w:t>
+      </w:r>
+      <w:proofErr w:type="spellStart"/>
+      <w:r>
+        <w:rPr>
+          <w:sz w:val="24"/>
+          <w:szCs w:val="24"/>
+          <w:lang w:val="en-US"/>
+        </w:rPr>
+        <w:t>biaya</w:t>
+      </w:r>
+      <w:proofErr w:type="spellEnd"/>
+      <w:r>
+        <w:rPr>
+          <w:sz w:val="24"/>
+          <w:szCs w:val="24"/>
+          <w:lang w:val="en-US"/>
+        </w:rPr>
+        <w:t xml:space="preserve"> laundry yang </w:t>
+      </w:r>
+      <w:proofErr w:type="spellStart"/>
+      <w:r>
+        <w:rPr>
+          <w:sz w:val="24"/>
+          <w:szCs w:val="24"/>
+          <w:lang w:val="en-US"/>
+        </w:rPr>
+        <w:t>harus</w:t>
+      </w:r>
+      <w:proofErr w:type="spellEnd"/>
+      <w:r>
+        <w:rPr>
+          <w:sz w:val="24"/>
+          <w:szCs w:val="24"/>
+          <w:lang w:val="en-US"/>
+        </w:rPr>
+        <w:t xml:space="preserve"> </w:t>
+      </w:r>
+      <w:proofErr w:type="spellStart"/>
+      <w:r>
+        <w:rPr>
+          <w:sz w:val="24"/>
+          <w:szCs w:val="24"/>
+          <w:lang w:val="en-US"/>
+        </w:rPr>
+        <w:t>dibayar</w:t>
+      </w:r>
+      <w:proofErr w:type="spellEnd"/>
+      <w:r>
+        <w:rPr>
+          <w:sz w:val="24"/>
+          <w:szCs w:val="24"/>
+          <w:lang w:val="en-US"/>
+        </w:rPr>
+        <w:t xml:space="preserve"> </w:t>
+      </w:r>
+      <w:proofErr w:type="spellStart"/>
+      <w:r>
+        <w:rPr>
+          <w:sz w:val="24"/>
+          <w:szCs w:val="24"/>
+          <w:lang w:val="en-US"/>
+        </w:rPr>
+        <w:t>pelanggan</w:t>
+      </w:r>
+      <w:proofErr w:type="spellEnd"/>
+      <w:r>
+        <w:rPr>
+          <w:sz w:val="24"/>
+          <w:szCs w:val="24"/>
+          <w:lang w:val="en-US"/>
+        </w:rPr>
+        <w:t>.</w:t>
       </w:r>
     </w:p>
     <w:tbl>
@@ -121,6 +1836,213 @@
           <w:p>
             <w:pPr>
               <w:rPr>
+                <w:sz w:val="24"/>
+                <w:szCs w:val="24"/>
+                <w:lang w:val="en-US"/>
+              </w:rPr>
+            </w:pPr>
+            <w:proofErr w:type="spellStart"/>
+            <w:r>
+              <w:rPr>
+                <w:sz w:val="24"/>
+                <w:szCs w:val="24"/>
+                <w:lang w:val="en-US"/>
+              </w:rPr>
+              <w:t>Tugas</w:t>
+            </w:r>
+            <w:proofErr w:type="spellEnd"/>
+            <w:r>
+              <w:rPr>
+                <w:sz w:val="24"/>
+                <w:szCs w:val="24"/>
+                <w:lang w:val="en-US"/>
+              </w:rPr>
+              <w:t xml:space="preserve">: </w:t>
+            </w:r>
+            <w:proofErr w:type="spellStart"/>
+            <w:r>
+              <w:rPr>
+                <w:sz w:val="24"/>
+                <w:szCs w:val="24"/>
+                <w:lang w:val="en-US"/>
+              </w:rPr>
+              <w:t>Buatlah</w:t>
+            </w:r>
+            <w:proofErr w:type="spellEnd"/>
+            <w:r>
+              <w:rPr>
+                <w:sz w:val="24"/>
+                <w:szCs w:val="24"/>
+                <w:lang w:val="en-US"/>
+              </w:rPr>
+              <w:t xml:space="preserve"> pseudocode </w:t>
+            </w:r>
+            <w:proofErr w:type="spellStart"/>
+            <w:r>
+              <w:rPr>
+                <w:sz w:val="24"/>
+                <w:szCs w:val="24"/>
+                <w:lang w:val="en-US"/>
+              </w:rPr>
+              <w:t>untuk</w:t>
+            </w:r>
+            <w:proofErr w:type="spellEnd"/>
+            <w:r>
+              <w:rPr>
+                <w:sz w:val="24"/>
+                <w:szCs w:val="24"/>
+                <w:lang w:val="en-US"/>
+              </w:rPr>
+              <w:t xml:space="preserve"> </w:t>
+            </w:r>
+            <w:proofErr w:type="spellStart"/>
+            <w:r>
+              <w:rPr>
+                <w:sz w:val="24"/>
+                <w:szCs w:val="24"/>
+                <w:lang w:val="en-US"/>
+              </w:rPr>
+              <w:t>menyelesaikan</w:t>
+            </w:r>
+            <w:proofErr w:type="spellEnd"/>
+            <w:r>
+              <w:rPr>
+                <w:sz w:val="24"/>
+                <w:szCs w:val="24"/>
+                <w:lang w:val="en-US"/>
+              </w:rPr>
+              <w:t xml:space="preserve"> </w:t>
+            </w:r>
+            <w:proofErr w:type="spellStart"/>
+            <w:r>
+              <w:rPr>
+                <w:sz w:val="24"/>
+                <w:szCs w:val="24"/>
+                <w:lang w:val="en-US"/>
+              </w:rPr>
+              <w:t>kasus</w:t>
+            </w:r>
+            <w:proofErr w:type="spellEnd"/>
+            <w:r>
+              <w:rPr>
+                <w:sz w:val="24"/>
+                <w:szCs w:val="24"/>
+                <w:lang w:val="en-US"/>
+              </w:rPr>
+              <w:t xml:space="preserve"> di </w:t>
+            </w:r>
+            <w:proofErr w:type="spellStart"/>
+            <w:r>
+              <w:rPr>
+                <w:sz w:val="24"/>
+                <w:szCs w:val="24"/>
+                <w:lang w:val="en-US"/>
+              </w:rPr>
+              <w:t>atas</w:t>
+            </w:r>
+            <w:proofErr w:type="spellEnd"/>
+            <w:r>
+              <w:rPr>
+                <w:sz w:val="24"/>
+                <w:szCs w:val="24"/>
+                <w:lang w:val="en-US"/>
+              </w:rPr>
+              <w:t xml:space="preserve"> </w:t>
+            </w:r>
+            <w:proofErr w:type="spellStart"/>
+            <w:r>
+              <w:rPr>
+                <w:sz w:val="24"/>
+                <w:szCs w:val="24"/>
+                <w:lang w:val="en-US"/>
+              </w:rPr>
+              <w:t>menggunakan</w:t>
+            </w:r>
+            <w:proofErr w:type="spellEnd"/>
+            <w:r>
+              <w:rPr>
+                <w:sz w:val="24"/>
+                <w:szCs w:val="24"/>
+                <w:lang w:val="en-US"/>
+              </w:rPr>
+              <w:t xml:space="preserve"> </w:t>
+            </w:r>
+            <w:proofErr w:type="spellStart"/>
+            <w:r>
+              <w:rPr>
+                <w:sz w:val="24"/>
+                <w:szCs w:val="24"/>
+                <w:lang w:val="en-US"/>
+              </w:rPr>
+              <w:t>struktur</w:t>
+            </w:r>
+            <w:proofErr w:type="spellEnd"/>
+            <w:r>
+              <w:rPr>
+                <w:sz w:val="24"/>
+                <w:szCs w:val="24"/>
+                <w:lang w:val="en-US"/>
+              </w:rPr>
+              <w:t xml:space="preserve"> </w:t>
+            </w:r>
+            <w:proofErr w:type="spellStart"/>
+            <w:r>
+              <w:rPr>
+                <w:sz w:val="24"/>
+                <w:szCs w:val="24"/>
+                <w:lang w:val="en-US"/>
+              </w:rPr>
+              <w:t>pemilihan</w:t>
+            </w:r>
+            <w:proofErr w:type="spellEnd"/>
+            <w:r>
+              <w:rPr>
+                <w:sz w:val="24"/>
+                <w:szCs w:val="24"/>
+                <w:lang w:val="en-US"/>
+              </w:rPr>
+              <w:t xml:space="preserve"> if – else if – else.</w:t>
+            </w:r>
+          </w:p>
+        </w:tc>
+      </w:tr>
+    </w:tbl>
+    <w:p>
+      <w:pPr>
+        <w:rPr>
+          <w:sz w:val="24"/>
+          <w:szCs w:val="24"/>
+          <w:lang w:val="en-US"/>
+        </w:rPr>
+      </w:pPr>
+      <w:r>
+        <w:rPr>
+          <w:b/>
+          <w:bCs/>
+          <w:sz w:val="24"/>
+          <w:szCs w:val="24"/>
+          <w:lang w:val="en-US"/>
+        </w:rPr>
+        <w:t>Jawab</w:t>
+      </w:r>
+    </w:p>
+    <w:tbl>
+      <w:tblPr>
+        <w:tblStyle w:val="TableGrid"/>
+        <w:tblW w:w="0" w:type="auto"/>
+        <w:tblLook w:val="04A0" w:firstRow="1" w:lastRow="0" w:firstColumn="1" w:lastColumn="0" w:noHBand="0" w:noVBand="1"/>
+      </w:tblPr>
+      <w:tblGrid>
+        <w:gridCol w:w="9016"/>
+      </w:tblGrid>
+      <w:tr>
+        <w:tc>
+          <w:tcPr>
+            <w:tcW w:w="9016" w:type="dxa"/>
+          </w:tcPr>
+          <w:p>
+            <w:pPr>
+              <w:rPr>
                 <w:b/>
                 <w:bCs/>
                 <w:sz w:val="24"/>
@@ -661,9 +2583,473 @@
     <w:p>
       <w:pPr>
         <w:rPr>
-          <w:sz w:val="24"/>
-          <w:szCs w:val="24"/>
-          <w:lang w:val="en-US"/>
+          <w:b/>
+          <w:bCs/>
+          <w:sz w:val="24"/>
+          <w:szCs w:val="24"/>
+          <w:lang w:val="en-US"/>
+        </w:rPr>
+      </w:pPr>
+      <w:r>
+        <w:rPr>
+          <w:b/>
+          <w:bCs/>
+          <w:sz w:val="24"/>
+          <w:szCs w:val="24"/>
+          <w:lang w:val="en-US"/>
+        </w:rPr>
+        <w:lastRenderedPageBreak/>
+        <w:t>Soal 2</w:t>
+      </w:r>
+    </w:p>
+    <w:p>
+      <w:pPr>
+        <w:jc w:val="both"/>
+        <w:rPr>
+          <w:sz w:val="24"/>
+          <w:szCs w:val="24"/>
+          <w:lang w:val="en-US"/>
+        </w:rPr>
+      </w:pPr>
+      <w:r>
+        <w:rPr>
+          <w:sz w:val="24"/>
+          <w:szCs w:val="24"/>
+          <w:lang w:val="fi-FI"/>
+        </w:rPr>
+        <w:t xml:space="preserve">Untuk membentuk kedisiplinan dan identitas kampus, Polinema menerapkan aturan berpakaian bagi seluruh mahasiswa selama kegiatan perkuliahan. </w:t>
+      </w:r>
+      <w:proofErr w:type="spellStart"/>
+      <w:r>
+        <w:rPr>
+          <w:sz w:val="24"/>
+          <w:szCs w:val="24"/>
+          <w:lang w:val="en-US"/>
+        </w:rPr>
+        <w:t>Aturan</w:t>
+      </w:r>
+      <w:proofErr w:type="spellEnd"/>
+      <w:r>
+        <w:rPr>
+          <w:sz w:val="24"/>
+          <w:szCs w:val="24"/>
+          <w:lang w:val="en-US"/>
+        </w:rPr>
+        <w:t xml:space="preserve"> </w:t>
+      </w:r>
+      <w:proofErr w:type="spellStart"/>
+      <w:r>
+        <w:rPr>
+          <w:sz w:val="24"/>
+          <w:szCs w:val="24"/>
+          <w:lang w:val="en-US"/>
+        </w:rPr>
+        <w:t>tersebut</w:t>
+      </w:r>
+      <w:proofErr w:type="spellEnd"/>
+      <w:r>
+        <w:rPr>
+          <w:sz w:val="24"/>
+          <w:szCs w:val="24"/>
+          <w:lang w:val="en-US"/>
+        </w:rPr>
+        <w:t xml:space="preserve"> </w:t>
+      </w:r>
+      <w:proofErr w:type="spellStart"/>
+      <w:r>
+        <w:rPr>
+          <w:sz w:val="24"/>
+          <w:szCs w:val="24"/>
+          <w:lang w:val="en-US"/>
+        </w:rPr>
+        <w:t>adalah</w:t>
+      </w:r>
+      <w:proofErr w:type="spellEnd"/>
+      <w:r>
+        <w:rPr>
+          <w:sz w:val="24"/>
+          <w:szCs w:val="24"/>
+          <w:lang w:val="en-US"/>
+        </w:rPr>
+        <w:t xml:space="preserve"> </w:t>
+      </w:r>
+      <w:proofErr w:type="spellStart"/>
+      <w:r>
+        <w:rPr>
+          <w:sz w:val="24"/>
+          <w:szCs w:val="24"/>
+          <w:lang w:val="en-US"/>
+        </w:rPr>
+        <w:t>sebagai</w:t>
+      </w:r>
+      <w:proofErr w:type="spellEnd"/>
+      <w:r>
+        <w:rPr>
+          <w:sz w:val="24"/>
+          <w:szCs w:val="24"/>
+          <w:lang w:val="en-US"/>
+        </w:rPr>
+        <w:t xml:space="preserve"> </w:t>
+      </w:r>
+      <w:proofErr w:type="spellStart"/>
+      <w:r>
+        <w:rPr>
+          <w:sz w:val="24"/>
+          <w:szCs w:val="24"/>
+          <w:lang w:val="en-US"/>
+        </w:rPr>
+        <w:t>berikut</w:t>
+      </w:r>
+      <w:proofErr w:type="spellEnd"/>
+      <w:r>
+        <w:rPr>
+          <w:sz w:val="24"/>
+          <w:szCs w:val="24"/>
+          <w:lang w:val="en-US"/>
+        </w:rPr>
+        <w:t>:</w:t>
+      </w:r>
+    </w:p>
+    <w:p>
+      <w:pPr>
+        <w:pStyle w:val="ListParagraph"/>
+        <w:numPr>
+          <w:ilvl w:val="0"/>
+          <w:numId w:val="1"/>
+        </w:numPr>
+        <w:rPr>
+          <w:sz w:val="24"/>
+          <w:szCs w:val="24"/>
+          <w:lang w:val="fi-FI"/>
+        </w:rPr>
+      </w:pPr>
+      <w:r>
+        <w:rPr>
+          <w:sz w:val="24"/>
+          <w:szCs w:val="24"/>
+          <w:lang w:val="fi-FI"/>
+        </w:rPr>
+        <w:t>Pada hari Senin, Selasa, dan Jumat, mahasiswa wajib memakai seragam. Mahasiswa yang tidak memakai seragam pada hari tersebut dikenakan sanksi dan tidak boleh mengikuti perkuliahan pada hari itu.</w:t>
+      </w:r>
+    </w:p>
+    <w:p>
+      <w:pPr>
+        <w:pStyle w:val="ListParagraph"/>
+        <w:numPr>
+          <w:ilvl w:val="0"/>
+          <w:numId w:val="1"/>
+        </w:numPr>
+        <w:rPr>
+          <w:sz w:val="24"/>
+          <w:szCs w:val="24"/>
+          <w:lang w:val="fi-FI"/>
+        </w:rPr>
+      </w:pPr>
+      <w:r>
+        <w:rPr>
+          <w:sz w:val="24"/>
+          <w:szCs w:val="24"/>
+          <w:lang w:val="fi-FI"/>
+        </w:rPr>
+        <w:t>Pada hari Rabu dan Kamis, mahasiswa boleh memakai pakaian bebas yang rapi dan sopan.</w:t>
+      </w:r>
+    </w:p>
+    <w:p>
+      <w:pPr>
+        <w:pStyle w:val="ListParagraph"/>
+        <w:numPr>
+          <w:ilvl w:val="0"/>
+          <w:numId w:val="1"/>
+        </w:numPr>
+        <w:rPr>
+          <w:sz w:val="24"/>
+          <w:szCs w:val="24"/>
+          <w:lang w:val="fi-FI"/>
+        </w:rPr>
+      </w:pPr>
+      <w:r>
+        <w:rPr>
+          <w:sz w:val="24"/>
+          <w:szCs w:val="24"/>
+          <w:lang w:val="fi-FI"/>
+        </w:rPr>
+        <w:t>Pada hari Sabtu dan Minggu, tidak ada perkuliahan.</w:t>
+      </w:r>
+    </w:p>
+    <w:p>
+      <w:pPr>
+        <w:jc w:val="both"/>
+        <w:rPr>
+          <w:sz w:val="24"/>
+          <w:szCs w:val="24"/>
+          <w:lang w:val="fi-FI"/>
+        </w:rPr>
+      </w:pPr>
+      <w:r>
+        <w:rPr>
+          <w:sz w:val="24"/>
+          <w:szCs w:val="24"/>
+          <w:lang w:val="fi-FI"/>
+        </w:rPr>
+        <w:t>Petugas tata tertib yang berjaga di gerbang kampus akan menggunakan sebuah program untuk membantu memeriksa mahasiswa setiap pagi. Petugas memasukkan kode hari berupa angka, yaitu 1 = Senin, 2 = Selasa, 3 = Rabu, 4 = Kamis, 5 = Jumat, 6 = Sabtu, dan 7 = Minggu. Untuk hari yang mewajibkan seragam, petugas juga memasukkan status seragam mahasiswa</w:t>
+      </w:r>
+      <w:r>
+        <w:rPr>
+          <w:sz w:val="24"/>
+          <w:szCs w:val="24"/>
+          <w:lang w:val="fi-FI"/>
+        </w:rPr>
+        <w:t xml:space="preserve"> </w:t>
+      </w:r>
+      <w:r>
+        <w:rPr>
+          <w:sz w:val="24"/>
+          <w:szCs w:val="24"/>
+          <w:lang w:val="fi-FI"/>
+        </w:rPr>
+        <w:t>(Y = memakai seragam, T = tidak memakai seragam), lalu program menampilkan apakah mahasiswa boleh mengikuti perkuliahan atau dikenakan sanksi. Untuk hari lainnya, program cukup menampilkan informasi tentang aturan berpakaian atau keterangan bahwa tidak ada perkuliahan. Jika kode hari yang dimasukkan di luar angka 1 sampai 7, program akan menampilkan pesan "Kode hari tidak valid".</w:t>
+      </w:r>
+    </w:p>
+    <w:tbl>
+      <w:tblPr>
+        <w:tblStyle w:val="TableGrid"/>
+        <w:tblW w:w="0" w:type="auto"/>
+        <w:tblLook w:val="04A0" w:firstRow="1" w:lastRow="0" w:firstColumn="1" w:lastColumn="0" w:noHBand="0" w:noVBand="1"/>
+      </w:tblPr>
+      <w:tblGrid>
+        <w:gridCol w:w="9016"/>
+      </w:tblGrid>
+      <w:tr>
+        <w:tc>
+          <w:tcPr>
+            <w:tcW w:w="9016" w:type="dxa"/>
+          </w:tcPr>
+          <w:p>
+            <w:pPr>
+              <w:jc w:val="both"/>
+              <w:rPr>
+                <w:sz w:val="24"/>
+                <w:szCs w:val="24"/>
+              </w:rPr>
+            </w:pPr>
+            <w:proofErr w:type="spellStart"/>
+            <w:r>
+              <w:rPr>
+                <w:sz w:val="24"/>
+                <w:szCs w:val="24"/>
+              </w:rPr>
+              <w:t>Tugas</w:t>
+            </w:r>
+            <w:proofErr w:type="spellEnd"/>
+            <w:r>
+              <w:rPr>
+                <w:sz w:val="24"/>
+                <w:szCs w:val="24"/>
+              </w:rPr>
+              <w:t xml:space="preserve">: </w:t>
+            </w:r>
+            <w:proofErr w:type="spellStart"/>
+            <w:r>
+              <w:rPr>
+                <w:sz w:val="24"/>
+                <w:szCs w:val="24"/>
+              </w:rPr>
+              <w:t>Buatlah</w:t>
+            </w:r>
+            <w:proofErr w:type="spellEnd"/>
+            <w:r>
+              <w:rPr>
+                <w:sz w:val="24"/>
+                <w:szCs w:val="24"/>
+              </w:rPr>
+              <w:t xml:space="preserve"> flowchart </w:t>
+            </w:r>
+            <w:proofErr w:type="spellStart"/>
+            <w:r>
+              <w:rPr>
+                <w:sz w:val="24"/>
+                <w:szCs w:val="24"/>
+              </w:rPr>
+              <w:t>menggunakan</w:t>
+            </w:r>
+            <w:proofErr w:type="spellEnd"/>
+            <w:r>
+              <w:rPr>
+                <w:sz w:val="24"/>
+                <w:szCs w:val="24"/>
+              </w:rPr>
+              <w:t xml:space="preserve"> </w:t>
+            </w:r>
+            <w:proofErr w:type="spellStart"/>
+            <w:r>
+              <w:rPr>
+                <w:sz w:val="24"/>
+                <w:szCs w:val="24"/>
+              </w:rPr>
+              <w:t>struktur</w:t>
+            </w:r>
+            <w:proofErr w:type="spellEnd"/>
+            <w:r>
+              <w:rPr>
+                <w:sz w:val="24"/>
+                <w:szCs w:val="24"/>
+              </w:rPr>
+              <w:t xml:space="preserve"> switch case </w:t>
+            </w:r>
+            <w:proofErr w:type="spellStart"/>
+            <w:r>
+              <w:rPr>
+                <w:sz w:val="24"/>
+                <w:szCs w:val="24"/>
+              </w:rPr>
+              <w:t>untuk</w:t>
+            </w:r>
+            <w:proofErr w:type="spellEnd"/>
+            <w:r>
+              <w:rPr>
+                <w:sz w:val="24"/>
+                <w:szCs w:val="24"/>
+              </w:rPr>
+              <w:t xml:space="preserve"> </w:t>
+            </w:r>
+            <w:proofErr w:type="spellStart"/>
+            <w:r>
+              <w:rPr>
+                <w:sz w:val="24"/>
+                <w:szCs w:val="24"/>
+              </w:rPr>
+              <w:t>memeriksa</w:t>
+            </w:r>
+            <w:proofErr w:type="spellEnd"/>
+            <w:r>
+              <w:rPr>
+                <w:sz w:val="24"/>
+                <w:szCs w:val="24"/>
+              </w:rPr>
+              <w:t xml:space="preserve"> </w:t>
+            </w:r>
+            <w:proofErr w:type="spellStart"/>
+            <w:r>
+              <w:rPr>
+                <w:sz w:val="24"/>
+                <w:szCs w:val="24"/>
+              </w:rPr>
+              <w:t>kode</w:t>
+            </w:r>
+            <w:proofErr w:type="spellEnd"/>
+            <w:r>
+              <w:rPr>
+                <w:sz w:val="24"/>
+                <w:szCs w:val="24"/>
+              </w:rPr>
+              <w:t xml:space="preserve"> </w:t>
+            </w:r>
+            <w:proofErr w:type="spellStart"/>
+            <w:r>
+              <w:rPr>
+                <w:sz w:val="24"/>
+                <w:szCs w:val="24"/>
+              </w:rPr>
+              <w:t>hari</w:t>
+            </w:r>
+            <w:proofErr w:type="spellEnd"/>
+            <w:r>
+              <w:rPr>
+                <w:sz w:val="24"/>
+                <w:szCs w:val="24"/>
+              </w:rPr>
+              <w:t xml:space="preserve">, </w:t>
+            </w:r>
+            <w:proofErr w:type="spellStart"/>
+            <w:r>
+              <w:rPr>
+                <w:sz w:val="24"/>
+                <w:szCs w:val="24"/>
+              </w:rPr>
+              <w:t>dilengkapi</w:t>
+            </w:r>
+            <w:proofErr w:type="spellEnd"/>
+            <w:r>
+              <w:rPr>
+                <w:sz w:val="24"/>
+                <w:szCs w:val="24"/>
+              </w:rPr>
+              <w:t xml:space="preserve"> </w:t>
+            </w:r>
+            <w:proofErr w:type="spellStart"/>
+            <w:r>
+              <w:rPr>
+                <w:sz w:val="24"/>
+                <w:szCs w:val="24"/>
+              </w:rPr>
+              <w:t>pemilihan</w:t>
+            </w:r>
+            <w:proofErr w:type="spellEnd"/>
+            <w:r>
+              <w:rPr>
+                <w:sz w:val="24"/>
+                <w:szCs w:val="24"/>
+              </w:rPr>
+              <w:t xml:space="preserve"> if – else </w:t>
+            </w:r>
+            <w:proofErr w:type="spellStart"/>
+            <w:r>
+              <w:rPr>
+                <w:sz w:val="24"/>
+                <w:szCs w:val="24"/>
+              </w:rPr>
+              <w:t>untuk</w:t>
+            </w:r>
+            <w:proofErr w:type="spellEnd"/>
+            <w:r>
+              <w:rPr>
+                <w:sz w:val="24"/>
+                <w:szCs w:val="24"/>
+              </w:rPr>
+              <w:t xml:space="preserve"> </w:t>
+            </w:r>
+            <w:proofErr w:type="spellStart"/>
+            <w:r>
+              <w:rPr>
+                <w:sz w:val="24"/>
+                <w:szCs w:val="24"/>
+              </w:rPr>
+              <w:t>memeriksa</w:t>
+            </w:r>
+            <w:proofErr w:type="spellEnd"/>
+            <w:r>
+              <w:rPr>
+                <w:sz w:val="24"/>
+                <w:szCs w:val="24"/>
+              </w:rPr>
+              <w:t xml:space="preserve"> status </w:t>
+            </w:r>
+            <w:proofErr w:type="spellStart"/>
+            <w:r>
+              <w:rPr>
+                <w:sz w:val="24"/>
+                <w:szCs w:val="24"/>
+              </w:rPr>
+              <w:t>seragam</w:t>
+            </w:r>
+            <w:proofErr w:type="spellEnd"/>
+            <w:r>
+              <w:rPr>
+                <w:sz w:val="24"/>
+                <w:szCs w:val="24"/>
+              </w:rPr>
+              <w:t>.</w:t>
+            </w:r>
+          </w:p>
+        </w:tc>
+      </w:tr>
+    </w:tbl>
+    <w:p>
+      <w:pPr>
+        <w:jc w:val="both"/>
+        <w:rPr>
+          <w:sz w:val="24"/>
+          <w:szCs w:val="24"/>
         </w:rPr>
       </w:pPr>
     </w:p>
@@ -672,125 +3058,16 @@
         <w:rPr>
           <w:sz w:val="24"/>
           <w:szCs w:val="24"/>
-          <w:lang w:val="en-US"/>
         </w:rPr>
       </w:pPr>
       <w:r>
         <w:rPr>
-          <w:sz w:val="24"/>
-          <w:szCs w:val="24"/>
-          <w:lang w:val="en-US"/>
-        </w:rPr>
-        <w:br w:type="page"/>
-      </w:r>
-    </w:p>
-    <w:p>
-      <w:pPr>
-        <w:rPr>
-          <w:b/>
-          <w:bCs/>
-          <w:sz w:val="24"/>
-          <w:szCs w:val="24"/>
-          <w:lang w:val="en-US"/>
-        </w:rPr>
-      </w:pPr>
-      <w:r>
-        <w:rPr>
-          <w:b/>
-          <w:bCs/>
-          <w:sz w:val="24"/>
-          <w:szCs w:val="24"/>
-          <w:lang w:val="en-US"/>
-        </w:rPr>
-        <w:lastRenderedPageBreak/>
-        <w:t>Soal 2</w:t>
-      </w:r>
-    </w:p>
-    <w:p>
-      <w:pPr>
-        <w:rPr>
-          <w:sz w:val="24"/>
-          <w:szCs w:val="24"/>
-        </w:rPr>
-      </w:pPr>
-      <w:r>
-        <w:rPr>
-          <w:b/>
-          <w:bCs/>
           <w:noProof/>
           <w:sz w:val="24"/>
           <w:szCs w:val="24"/>
         </w:rPr>
         <w:drawing>
-          <wp:anchor distT="0" distB="0" distL="114300" distR="114300" simplePos="0" relativeHeight="251658240" behindDoc="0" locked="0" layoutInCell="1" allowOverlap="1" wp14:anchorId="07817969" wp14:editId="6A2487B2">
-            <wp:simplePos x="0" y="0"/>
-            <wp:positionH relativeFrom="column">
-              <wp:posOffset>209550</wp:posOffset>
-            </wp:positionH>
-            <wp:positionV relativeFrom="paragraph">
-              <wp:posOffset>4250690</wp:posOffset>
-            </wp:positionV>
-            <wp:extent cx="2971800" cy="4692015"/>
-            <wp:effectExtent l="0" t="0" r="0" b="0"/>
-            <wp:wrapNone/>
-            <wp:docPr id="1956413814" name="Picture 6"/>
-            <wp:cNvGraphicFramePr>
-              <a:graphicFrameLocks xmlns:a="http://schemas.openxmlformats.org/drawingml/2006/main" noChangeAspect="1"/>
-            </wp:cNvGraphicFramePr>
-            <a:graphic xmlns:a="http://schemas.openxmlformats.org/drawingml/2006/main">
-              <a:graphicData uri="http://schemas.openxmlformats.org/drawingml/2006/picture">
-                <pic:pic xmlns:pic="http://schemas.openxmlformats.org/drawingml/2006/picture">
-                  <pic:nvPicPr>
-                    <pic:cNvPr id="0" name="Picture 23"/>
-                    <pic:cNvPicPr>
-                      <a:picLocks noChangeAspect="1" noChangeArrowheads="1"/>
-                    </pic:cNvPicPr>
-                  </pic:nvPicPr>
-                  <pic:blipFill>
-                    <a:blip r:embed="rId4" cstate="print">
-                      <a:extLst>
-                        <a:ext uri="{28A0092B-C50C-407E-A947-70E740481C1C}">
-                          <a14:useLocalDpi xmlns:a14="http://schemas.microsoft.com/office/drawing/2010/main" val="0"/>
-                        </a:ext>
-                      </a:extLst>
-                    </a:blip>
-                    <a:srcRect/>
-                    <a:stretch>
-                      <a:fillRect/>
-                    </a:stretch>
-                  </pic:blipFill>
-                  <pic:spPr bwMode="auto">
-                    <a:xfrm>
-                      <a:off x="0" y="0"/>
-                      <a:ext cx="2971800" cy="4692015"/>
-                    </a:xfrm>
-                    <a:prstGeom prst="rect">
-                      <a:avLst/>
-                    </a:prstGeom>
-                    <a:noFill/>
-                    <a:ln>
-                      <a:noFill/>
-                    </a:ln>
-                  </pic:spPr>
-                </pic:pic>
-              </a:graphicData>
-            </a:graphic>
-            <wp14:sizeRelH relativeFrom="margin">
-              <wp14:pctWidth>0</wp14:pctWidth>
-            </wp14:sizeRelH>
-            <wp14:sizeRelV relativeFrom="margin">
-              <wp14:pctHeight>0</wp14:pctHeight>
-            </wp14:sizeRelV>
-          </wp:anchor>
-        </w:drawing>
-      </w:r>
-      <w:r>
-        <w:rPr>
-          <w:sz w:val="24"/>
-          <w:szCs w:val="24"/>
-        </w:rPr>
-        <w:drawing>
-          <wp:inline distT="0" distB="0" distL="0" distR="0" wp14:anchorId="09A5F490" wp14:editId="2DDE458B">
+          <wp:inline distT="0" distB="0" distL="0" distR="0" wp14:anchorId="09A5F490" wp14:editId="5E796013">
             <wp:extent cx="5734050" cy="3659137"/>
             <wp:effectExtent l="0" t="0" r="0" b="0"/>
             <wp:docPr id="132831112" name="Picture 2"/>
@@ -842,84 +3119,1065 @@
     <w:p>
       <w:pPr>
         <w:rPr>
+          <w:b/>
+          <w:bCs/>
           <w:sz w:val="24"/>
           <w:szCs w:val="24"/>
         </w:rPr>
       </w:pPr>
+      <w:r>
+        <w:rPr>
+          <w:b/>
+          <w:bCs/>
+          <w:sz w:val="24"/>
+          <w:szCs w:val="24"/>
+        </w:rPr>
+        <w:lastRenderedPageBreak/>
+        <w:t>Soal 3</w:t>
+      </w:r>
     </w:p>
     <w:p>
       <w:pPr>
         <w:rPr>
-          <w:b/>
-          <w:bCs/>
-          <w:sz w:val="24"/>
-          <w:szCs w:val="24"/>
-          <w:lang w:val="fi-FI"/>
+          <w:sz w:val="24"/>
+          <w:szCs w:val="24"/>
         </w:rPr>
       </w:pPr>
       <w:r>
         <w:rPr>
-          <w:b/>
-          <w:bCs/>
-          <w:sz w:val="24"/>
-          <w:szCs w:val="24"/>
-          <w:lang w:val="fi-FI"/>
-        </w:rPr>
-        <w:t>Soal 3</w:t>
+          <w:sz w:val="24"/>
+          <w:szCs w:val="24"/>
+        </w:rPr>
+        <w:t xml:space="preserve">Tim </w:t>
+      </w:r>
+      <w:proofErr w:type="spellStart"/>
+      <w:r>
+        <w:rPr>
+          <w:sz w:val="24"/>
+          <w:szCs w:val="24"/>
+        </w:rPr>
+        <w:t>pengembang</w:t>
+      </w:r>
+      <w:proofErr w:type="spellEnd"/>
+      <w:r>
+        <w:rPr>
+          <w:sz w:val="24"/>
+          <w:szCs w:val="24"/>
+        </w:rPr>
+        <w:t xml:space="preserve"> </w:t>
+      </w:r>
+      <w:proofErr w:type="spellStart"/>
+      <w:r>
+        <w:rPr>
+          <w:sz w:val="24"/>
+          <w:szCs w:val="24"/>
+        </w:rPr>
+        <w:t>sistem</w:t>
+      </w:r>
+      <w:proofErr w:type="spellEnd"/>
+      <w:r>
+        <w:rPr>
+          <w:sz w:val="24"/>
+          <w:szCs w:val="24"/>
+        </w:rPr>
+        <w:t xml:space="preserve"> </w:t>
+      </w:r>
+      <w:proofErr w:type="spellStart"/>
+      <w:r>
+        <w:rPr>
+          <w:sz w:val="24"/>
+          <w:szCs w:val="24"/>
+        </w:rPr>
+        <w:t>informasi</w:t>
+      </w:r>
+      <w:proofErr w:type="spellEnd"/>
+      <w:r>
+        <w:rPr>
+          <w:sz w:val="24"/>
+          <w:szCs w:val="24"/>
+        </w:rPr>
+        <w:t xml:space="preserve"> </w:t>
+      </w:r>
+      <w:proofErr w:type="spellStart"/>
+      <w:r>
+        <w:rPr>
+          <w:sz w:val="24"/>
+          <w:szCs w:val="24"/>
+        </w:rPr>
+        <w:t>kampus</w:t>
+      </w:r>
+      <w:proofErr w:type="spellEnd"/>
+      <w:r>
+        <w:rPr>
+          <w:sz w:val="24"/>
+          <w:szCs w:val="24"/>
+        </w:rPr>
+        <w:t xml:space="preserve"> </w:t>
+      </w:r>
+      <w:proofErr w:type="spellStart"/>
+      <w:r>
+        <w:rPr>
+          <w:sz w:val="24"/>
+          <w:szCs w:val="24"/>
+        </w:rPr>
+        <w:t>ingin</w:t>
+      </w:r>
+      <w:proofErr w:type="spellEnd"/>
+      <w:r>
+        <w:rPr>
+          <w:sz w:val="24"/>
+          <w:szCs w:val="24"/>
+        </w:rPr>
+        <w:t xml:space="preserve"> </w:t>
+      </w:r>
+      <w:proofErr w:type="spellStart"/>
+      <w:r>
+        <w:rPr>
+          <w:sz w:val="24"/>
+          <w:szCs w:val="24"/>
+        </w:rPr>
+        <w:t>meningkatkan</w:t>
+      </w:r>
+      <w:proofErr w:type="spellEnd"/>
+      <w:r>
+        <w:rPr>
+          <w:sz w:val="24"/>
+          <w:szCs w:val="24"/>
+        </w:rPr>
+        <w:t xml:space="preserve"> </w:t>
+      </w:r>
+      <w:proofErr w:type="spellStart"/>
+      <w:r>
+        <w:rPr>
+          <w:sz w:val="24"/>
+          <w:szCs w:val="24"/>
+        </w:rPr>
+        <w:t>keamanan</w:t>
+      </w:r>
+      <w:proofErr w:type="spellEnd"/>
+      <w:r>
+        <w:rPr>
+          <w:sz w:val="24"/>
+          <w:szCs w:val="24"/>
+        </w:rPr>
+        <w:t xml:space="preserve"> </w:t>
+      </w:r>
+      <w:proofErr w:type="spellStart"/>
+      <w:r>
+        <w:rPr>
+          <w:sz w:val="24"/>
+          <w:szCs w:val="24"/>
+        </w:rPr>
+        <w:t>fitur</w:t>
+      </w:r>
+      <w:proofErr w:type="spellEnd"/>
+      <w:r>
+        <w:rPr>
+          <w:sz w:val="24"/>
+          <w:szCs w:val="24"/>
+        </w:rPr>
+        <w:t xml:space="preserve"> login pada Learning Management System (LMS). </w:t>
+      </w:r>
+      <w:proofErr w:type="spellStart"/>
+      <w:r>
+        <w:rPr>
+          <w:sz w:val="24"/>
+          <w:szCs w:val="24"/>
+        </w:rPr>
+        <w:t>Sebagai</w:t>
+      </w:r>
+      <w:proofErr w:type="spellEnd"/>
+      <w:r>
+        <w:rPr>
+          <w:sz w:val="24"/>
+          <w:szCs w:val="24"/>
+        </w:rPr>
+        <w:t xml:space="preserve"> </w:t>
+      </w:r>
+      <w:proofErr w:type="spellStart"/>
+      <w:r>
+        <w:rPr>
+          <w:sz w:val="24"/>
+          <w:szCs w:val="24"/>
+        </w:rPr>
+        <w:t>contoh</w:t>
+      </w:r>
+      <w:proofErr w:type="spellEnd"/>
+      <w:r>
+        <w:rPr>
+          <w:sz w:val="24"/>
+          <w:szCs w:val="24"/>
+        </w:rPr>
+        <w:t xml:space="preserve"> </w:t>
+      </w:r>
+      <w:proofErr w:type="spellStart"/>
+      <w:r>
+        <w:rPr>
+          <w:sz w:val="24"/>
+          <w:szCs w:val="24"/>
+        </w:rPr>
+        <w:t>pengujian</w:t>
+      </w:r>
+      <w:proofErr w:type="spellEnd"/>
+      <w:r>
+        <w:rPr>
+          <w:sz w:val="24"/>
+          <w:szCs w:val="24"/>
+        </w:rPr>
+        <w:t xml:space="preserve">, password </w:t>
+      </w:r>
+      <w:proofErr w:type="spellStart"/>
+      <w:r>
+        <w:rPr>
+          <w:sz w:val="24"/>
+          <w:szCs w:val="24"/>
+        </w:rPr>
+        <w:t>akun</w:t>
+      </w:r>
+      <w:proofErr w:type="spellEnd"/>
+      <w:r>
+        <w:rPr>
+          <w:sz w:val="24"/>
+          <w:szCs w:val="24"/>
+        </w:rPr>
+        <w:t xml:space="preserve"> </w:t>
+      </w:r>
+      <w:proofErr w:type="spellStart"/>
+      <w:r>
+        <w:rPr>
+          <w:sz w:val="24"/>
+          <w:szCs w:val="24"/>
+        </w:rPr>
+        <w:t>mahasiswa</w:t>
+      </w:r>
+      <w:proofErr w:type="spellEnd"/>
+      <w:r>
+        <w:rPr>
+          <w:sz w:val="24"/>
+          <w:szCs w:val="24"/>
+        </w:rPr>
+        <w:t xml:space="preserve"> yang </w:t>
+      </w:r>
+      <w:proofErr w:type="spellStart"/>
+      <w:r>
+        <w:rPr>
+          <w:sz w:val="24"/>
+          <w:szCs w:val="24"/>
+        </w:rPr>
+        <w:t>tersimpan</w:t>
+      </w:r>
+      <w:proofErr w:type="spellEnd"/>
+      <w:r>
+        <w:rPr>
+          <w:sz w:val="24"/>
+          <w:szCs w:val="24"/>
+        </w:rPr>
+        <w:t xml:space="preserve"> di </w:t>
+      </w:r>
+      <w:proofErr w:type="spellStart"/>
+      <w:r>
+        <w:rPr>
+          <w:sz w:val="24"/>
+          <w:szCs w:val="24"/>
+        </w:rPr>
+        <w:t>sistem</w:t>
+      </w:r>
+      <w:proofErr w:type="spellEnd"/>
+      <w:r>
+        <w:rPr>
+          <w:sz w:val="24"/>
+          <w:szCs w:val="24"/>
+        </w:rPr>
+        <w:t xml:space="preserve"> </w:t>
+      </w:r>
+      <w:proofErr w:type="spellStart"/>
+      <w:r>
+        <w:rPr>
+          <w:sz w:val="24"/>
+          <w:szCs w:val="24"/>
+        </w:rPr>
+        <w:t>adalah</w:t>
+      </w:r>
+      <w:proofErr w:type="spellEnd"/>
+      <w:r>
+        <w:rPr>
+          <w:sz w:val="24"/>
+          <w:szCs w:val="24"/>
+        </w:rPr>
+        <w:t xml:space="preserve"> daspro2026. Program </w:t>
+      </w:r>
+      <w:proofErr w:type="spellStart"/>
+      <w:r>
+        <w:rPr>
+          <w:sz w:val="24"/>
+          <w:szCs w:val="24"/>
+        </w:rPr>
+        <w:t>menerima</w:t>
+      </w:r>
+      <w:proofErr w:type="spellEnd"/>
+      <w:r>
+        <w:rPr>
+          <w:sz w:val="24"/>
+          <w:szCs w:val="24"/>
+        </w:rPr>
+        <w:t xml:space="preserve"> </w:t>
+      </w:r>
+      <w:proofErr w:type="spellStart"/>
+      <w:r>
+        <w:rPr>
+          <w:sz w:val="24"/>
+          <w:szCs w:val="24"/>
+        </w:rPr>
+        <w:t>tiga</w:t>
+      </w:r>
+      <w:proofErr w:type="spellEnd"/>
+      <w:r>
+        <w:rPr>
+          <w:sz w:val="24"/>
+          <w:szCs w:val="24"/>
+        </w:rPr>
+        <w:t xml:space="preserve"> data </w:t>
+      </w:r>
+      <w:proofErr w:type="spellStart"/>
+      <w:r>
+        <w:rPr>
+          <w:sz w:val="24"/>
+          <w:szCs w:val="24"/>
+        </w:rPr>
+        <w:t>masukan</w:t>
+      </w:r>
+      <w:proofErr w:type="spellEnd"/>
+      <w:r>
+        <w:rPr>
+          <w:sz w:val="24"/>
+          <w:szCs w:val="24"/>
+        </w:rPr>
+        <w:t xml:space="preserve">, </w:t>
+      </w:r>
+      <w:proofErr w:type="spellStart"/>
+      <w:r>
+        <w:rPr>
+          <w:sz w:val="24"/>
+          <w:szCs w:val="24"/>
+        </w:rPr>
+        <w:t>yaitu</w:t>
+      </w:r>
+      <w:proofErr w:type="spellEnd"/>
+      <w:r>
+        <w:rPr>
+          <w:sz w:val="24"/>
+          <w:szCs w:val="24"/>
+        </w:rPr>
+        <w:t>:</w:t>
       </w:r>
     </w:p>
     <w:p>
       <w:pPr>
-        <w:rPr>
-          <w:b/>
-          <w:bCs/>
+        <w:pStyle w:val="ListParagraph"/>
+        <w:numPr>
+          <w:ilvl w:val="0"/>
+          <w:numId w:val="1"/>
+        </w:numPr>
+        <w:rPr>
           <w:sz w:val="24"/>
           <w:szCs w:val="24"/>
         </w:rPr>
       </w:pPr>
+      <w:r>
+        <w:rPr>
+          <w:sz w:val="24"/>
+          <w:szCs w:val="24"/>
+        </w:rPr>
+        <w:t xml:space="preserve">Password yang </w:t>
+      </w:r>
+      <w:proofErr w:type="spellStart"/>
+      <w:r>
+        <w:rPr>
+          <w:sz w:val="24"/>
+          <w:szCs w:val="24"/>
+        </w:rPr>
+        <w:t>diketikkan</w:t>
+      </w:r>
+      <w:proofErr w:type="spellEnd"/>
+      <w:r>
+        <w:rPr>
+          <w:sz w:val="24"/>
+          <w:szCs w:val="24"/>
+        </w:rPr>
+        <w:t xml:space="preserve"> </w:t>
+      </w:r>
+      <w:proofErr w:type="spellStart"/>
+      <w:r>
+        <w:rPr>
+          <w:sz w:val="24"/>
+          <w:szCs w:val="24"/>
+        </w:rPr>
+        <w:t>mahasiswa</w:t>
+      </w:r>
+      <w:proofErr w:type="spellEnd"/>
+      <w:r>
+        <w:rPr>
+          <w:sz w:val="24"/>
+          <w:szCs w:val="24"/>
+        </w:rPr>
+        <w:t>.</w:t>
+      </w:r>
     </w:p>
     <w:p>
       <w:pPr>
-        <w:rPr>
-          <w:b/>
-          <w:bCs/>
+        <w:pStyle w:val="ListParagraph"/>
+        <w:numPr>
+          <w:ilvl w:val="0"/>
+          <w:numId w:val="1"/>
+        </w:numPr>
+        <w:rPr>
           <w:sz w:val="24"/>
           <w:szCs w:val="24"/>
         </w:rPr>
       </w:pPr>
+      <w:r>
+        <w:rPr>
+          <w:sz w:val="24"/>
+          <w:szCs w:val="24"/>
+        </w:rPr>
+        <w:t xml:space="preserve">Status </w:t>
+      </w:r>
+      <w:proofErr w:type="spellStart"/>
+      <w:r>
+        <w:rPr>
+          <w:sz w:val="24"/>
+          <w:szCs w:val="24"/>
+        </w:rPr>
+        <w:t>perangkat</w:t>
+      </w:r>
+      <w:proofErr w:type="spellEnd"/>
+      <w:r>
+        <w:rPr>
+          <w:sz w:val="24"/>
+          <w:szCs w:val="24"/>
+        </w:rPr>
+        <w:t xml:space="preserve">: Y </w:t>
+      </w:r>
+      <w:proofErr w:type="spellStart"/>
+      <w:r>
+        <w:rPr>
+          <w:sz w:val="24"/>
+          <w:szCs w:val="24"/>
+        </w:rPr>
+        <w:t>jika</w:t>
+      </w:r>
+      <w:proofErr w:type="spellEnd"/>
+      <w:r>
+        <w:rPr>
+          <w:sz w:val="24"/>
+          <w:szCs w:val="24"/>
+        </w:rPr>
+        <w:t xml:space="preserve"> </w:t>
+      </w:r>
+      <w:proofErr w:type="spellStart"/>
+      <w:r>
+        <w:rPr>
+          <w:sz w:val="24"/>
+          <w:szCs w:val="24"/>
+        </w:rPr>
+        <w:t>perangkat</w:t>
+      </w:r>
+      <w:proofErr w:type="spellEnd"/>
+      <w:r>
+        <w:rPr>
+          <w:sz w:val="24"/>
+          <w:szCs w:val="24"/>
+        </w:rPr>
+        <w:t xml:space="preserve"> </w:t>
+      </w:r>
+      <w:proofErr w:type="spellStart"/>
+      <w:r>
+        <w:rPr>
+          <w:sz w:val="24"/>
+          <w:szCs w:val="24"/>
+        </w:rPr>
+        <w:t>sudah</w:t>
+      </w:r>
+      <w:proofErr w:type="spellEnd"/>
+      <w:r>
+        <w:rPr>
+          <w:sz w:val="24"/>
+          <w:szCs w:val="24"/>
+        </w:rPr>
+        <w:t xml:space="preserve"> </w:t>
+      </w:r>
+      <w:proofErr w:type="spellStart"/>
+      <w:r>
+        <w:rPr>
+          <w:sz w:val="24"/>
+          <w:szCs w:val="24"/>
+        </w:rPr>
+        <w:t>terdaftar</w:t>
+      </w:r>
+      <w:proofErr w:type="spellEnd"/>
+      <w:r>
+        <w:rPr>
+          <w:sz w:val="24"/>
+          <w:szCs w:val="24"/>
+        </w:rPr>
+        <w:t xml:space="preserve">, T </w:t>
+      </w:r>
+      <w:proofErr w:type="spellStart"/>
+      <w:r>
+        <w:rPr>
+          <w:sz w:val="24"/>
+          <w:szCs w:val="24"/>
+        </w:rPr>
+        <w:t>jika</w:t>
+      </w:r>
+      <w:proofErr w:type="spellEnd"/>
+      <w:r>
+        <w:rPr>
+          <w:sz w:val="24"/>
+          <w:szCs w:val="24"/>
+        </w:rPr>
+        <w:t xml:space="preserve"> </w:t>
+      </w:r>
+      <w:proofErr w:type="spellStart"/>
+      <w:r>
+        <w:rPr>
+          <w:sz w:val="24"/>
+          <w:szCs w:val="24"/>
+        </w:rPr>
+        <w:t>perangkat</w:t>
+      </w:r>
+      <w:proofErr w:type="spellEnd"/>
+      <w:r>
+        <w:rPr>
+          <w:sz w:val="24"/>
+          <w:szCs w:val="24"/>
+        </w:rPr>
+        <w:t xml:space="preserve"> </w:t>
+      </w:r>
+      <w:proofErr w:type="spellStart"/>
+      <w:r>
+        <w:rPr>
+          <w:sz w:val="24"/>
+          <w:szCs w:val="24"/>
+        </w:rPr>
+        <w:t>baru</w:t>
+      </w:r>
+      <w:proofErr w:type="spellEnd"/>
+      <w:r>
+        <w:rPr>
+          <w:sz w:val="24"/>
+          <w:szCs w:val="24"/>
+        </w:rPr>
+        <w:t>.</w:t>
+      </w:r>
     </w:p>
     <w:p>
       <w:pPr>
-        <w:rPr>
-          <w:b/>
-          <w:bCs/>
-          <w:sz w:val="24"/>
-          <w:szCs w:val="24"/>
-          <w:lang w:val="fi-FI"/>
+        <w:pStyle w:val="ListParagraph"/>
+        <w:numPr>
+          <w:ilvl w:val="0"/>
+          <w:numId w:val="1"/>
+        </w:numPr>
+        <w:rPr>
+          <w:sz w:val="24"/>
+          <w:szCs w:val="24"/>
         </w:rPr>
       </w:pPr>
+      <w:proofErr w:type="spellStart"/>
+      <w:r>
+        <w:rPr>
+          <w:sz w:val="24"/>
+          <w:szCs w:val="24"/>
+        </w:rPr>
+        <w:t>Jumlah</w:t>
+      </w:r>
+      <w:proofErr w:type="spellEnd"/>
+      <w:r>
+        <w:rPr>
+          <w:sz w:val="24"/>
+          <w:szCs w:val="24"/>
+        </w:rPr>
+        <w:t xml:space="preserve"> login </w:t>
+      </w:r>
+      <w:proofErr w:type="spellStart"/>
+      <w:r>
+        <w:rPr>
+          <w:sz w:val="24"/>
+          <w:szCs w:val="24"/>
+        </w:rPr>
+        <w:t>gagal</w:t>
+      </w:r>
+      <w:proofErr w:type="spellEnd"/>
+      <w:r>
+        <w:rPr>
+          <w:sz w:val="24"/>
+          <w:szCs w:val="24"/>
+        </w:rPr>
+        <w:t xml:space="preserve"> </w:t>
+      </w:r>
+      <w:proofErr w:type="spellStart"/>
+      <w:r>
+        <w:rPr>
+          <w:sz w:val="24"/>
+          <w:szCs w:val="24"/>
+        </w:rPr>
+        <w:t>sebelumnya</w:t>
+      </w:r>
+      <w:proofErr w:type="spellEnd"/>
+      <w:r>
+        <w:rPr>
+          <w:sz w:val="24"/>
+          <w:szCs w:val="24"/>
+        </w:rPr>
+        <w:t xml:space="preserve">: </w:t>
+      </w:r>
+      <w:proofErr w:type="spellStart"/>
+      <w:r>
+        <w:rPr>
+          <w:sz w:val="24"/>
+          <w:szCs w:val="24"/>
+        </w:rPr>
+        <w:t>angka</w:t>
+      </w:r>
+      <w:proofErr w:type="spellEnd"/>
+      <w:r>
+        <w:rPr>
+          <w:sz w:val="24"/>
+          <w:szCs w:val="24"/>
+        </w:rPr>
+        <w:t xml:space="preserve"> 0 </w:t>
+      </w:r>
+      <w:proofErr w:type="spellStart"/>
+      <w:r>
+        <w:rPr>
+          <w:sz w:val="24"/>
+          <w:szCs w:val="24"/>
+        </w:rPr>
+        <w:t>sampai</w:t>
+      </w:r>
+      <w:proofErr w:type="spellEnd"/>
+      <w:r>
+        <w:rPr>
+          <w:sz w:val="24"/>
+          <w:szCs w:val="24"/>
+        </w:rPr>
+        <w:t xml:space="preserve"> 2.</w:t>
+      </w:r>
     </w:p>
     <w:p>
       <w:pPr>
-        <w:rPr>
-          <w:b/>
-          <w:bCs/>
-          <w:sz w:val="24"/>
-          <w:szCs w:val="24"/>
-          <w:lang w:val="fi-FI"/>
+        <w:ind w:left="360"/>
+        <w:rPr>
+          <w:sz w:val="24"/>
+          <w:szCs w:val="24"/>
         </w:rPr>
       </w:pPr>
+      <w:proofErr w:type="spellStart"/>
+      <w:r>
+        <w:rPr>
+          <w:sz w:val="24"/>
+          <w:szCs w:val="24"/>
+        </w:rPr>
+        <w:t>Aturan</w:t>
+      </w:r>
+      <w:proofErr w:type="spellEnd"/>
+      <w:r>
+        <w:rPr>
+          <w:sz w:val="24"/>
+          <w:szCs w:val="24"/>
+        </w:rPr>
+        <w:t xml:space="preserve"> login yang </w:t>
+      </w:r>
+      <w:proofErr w:type="spellStart"/>
+      <w:r>
+        <w:rPr>
+          <w:sz w:val="24"/>
+          <w:szCs w:val="24"/>
+        </w:rPr>
+        <w:t>berlaku</w:t>
+      </w:r>
+      <w:proofErr w:type="spellEnd"/>
+      <w:r>
+        <w:rPr>
+          <w:sz w:val="24"/>
+          <w:szCs w:val="24"/>
+        </w:rPr>
+        <w:t xml:space="preserve"> </w:t>
+      </w:r>
+      <w:proofErr w:type="spellStart"/>
+      <w:r>
+        <w:rPr>
+          <w:sz w:val="24"/>
+          <w:szCs w:val="24"/>
+        </w:rPr>
+        <w:t>adalah</w:t>
+      </w:r>
+      <w:proofErr w:type="spellEnd"/>
+      <w:r>
+        <w:rPr>
+          <w:sz w:val="24"/>
+          <w:szCs w:val="24"/>
+        </w:rPr>
+        <w:t xml:space="preserve"> </w:t>
+      </w:r>
+      <w:proofErr w:type="spellStart"/>
+      <w:r>
+        <w:rPr>
+          <w:sz w:val="24"/>
+          <w:szCs w:val="24"/>
+        </w:rPr>
+        <w:t>sebagai</w:t>
+      </w:r>
+      <w:proofErr w:type="spellEnd"/>
+      <w:r>
+        <w:rPr>
+          <w:sz w:val="24"/>
+          <w:szCs w:val="24"/>
+        </w:rPr>
+        <w:t xml:space="preserve"> </w:t>
+      </w:r>
+      <w:proofErr w:type="spellStart"/>
+      <w:r>
+        <w:rPr>
+          <w:sz w:val="24"/>
+          <w:szCs w:val="24"/>
+        </w:rPr>
+        <w:t>berikut</w:t>
+      </w:r>
+      <w:proofErr w:type="spellEnd"/>
+      <w:r>
+        <w:rPr>
+          <w:sz w:val="24"/>
+          <w:szCs w:val="24"/>
+        </w:rPr>
+        <w:t>:</w:t>
+      </w:r>
     </w:p>
     <w:p>
       <w:pPr>
-        <w:rPr>
-          <w:b/>
-          <w:bCs/>
+        <w:pStyle w:val="ListParagraph"/>
+        <w:numPr>
+          <w:ilvl w:val="0"/>
+          <w:numId w:val="1"/>
+        </w:numPr>
+        <w:rPr>
+          <w:sz w:val="24"/>
+          <w:szCs w:val="24"/>
+        </w:rPr>
+      </w:pPr>
+      <w:r>
+        <w:rPr>
+          <w:sz w:val="24"/>
+          <w:szCs w:val="24"/>
+        </w:rPr>
+        <w:t xml:space="preserve">Jika password </w:t>
+      </w:r>
+      <w:proofErr w:type="spellStart"/>
+      <w:r>
+        <w:rPr>
+          <w:sz w:val="24"/>
+          <w:szCs w:val="24"/>
+        </w:rPr>
+        <w:t>benar</w:t>
+      </w:r>
+      <w:proofErr w:type="spellEnd"/>
+      <w:r>
+        <w:rPr>
+          <w:sz w:val="24"/>
+          <w:szCs w:val="24"/>
+        </w:rPr>
+        <w:t xml:space="preserve"> dan </w:t>
+      </w:r>
+      <w:proofErr w:type="spellStart"/>
+      <w:r>
+        <w:rPr>
+          <w:sz w:val="24"/>
+          <w:szCs w:val="24"/>
+        </w:rPr>
+        <w:t>perangkat</w:t>
+      </w:r>
+      <w:proofErr w:type="spellEnd"/>
+      <w:r>
+        <w:rPr>
+          <w:sz w:val="24"/>
+          <w:szCs w:val="24"/>
+        </w:rPr>
+        <w:t xml:space="preserve"> </w:t>
+      </w:r>
+      <w:proofErr w:type="spellStart"/>
+      <w:r>
+        <w:rPr>
+          <w:sz w:val="24"/>
+          <w:szCs w:val="24"/>
+        </w:rPr>
+        <w:t>sudah</w:t>
+      </w:r>
+      <w:proofErr w:type="spellEnd"/>
+      <w:r>
+        <w:rPr>
+          <w:sz w:val="24"/>
+          <w:szCs w:val="24"/>
+        </w:rPr>
+        <w:t xml:space="preserve"> </w:t>
+      </w:r>
+      <w:proofErr w:type="spellStart"/>
+      <w:r>
+        <w:rPr>
+          <w:sz w:val="24"/>
+          <w:szCs w:val="24"/>
+        </w:rPr>
+        <w:t>terdaftar</w:t>
+      </w:r>
+      <w:proofErr w:type="spellEnd"/>
+      <w:r>
+        <w:rPr>
+          <w:sz w:val="24"/>
+          <w:szCs w:val="24"/>
+        </w:rPr>
+        <w:t xml:space="preserve">, </w:t>
+      </w:r>
+      <w:proofErr w:type="spellStart"/>
+      <w:r>
+        <w:rPr>
+          <w:sz w:val="24"/>
+          <w:szCs w:val="24"/>
+        </w:rPr>
+        <w:t>tampilkan</w:t>
+      </w:r>
+      <w:proofErr w:type="spellEnd"/>
+      <w:r>
+        <w:rPr>
+          <w:sz w:val="24"/>
+          <w:szCs w:val="24"/>
+        </w:rPr>
+        <w:t xml:space="preserve"> </w:t>
+      </w:r>
+      <w:proofErr w:type="spellStart"/>
+      <w:r>
+        <w:rPr>
+          <w:sz w:val="24"/>
+          <w:szCs w:val="24"/>
+        </w:rPr>
+        <w:t>pesan</w:t>
+      </w:r>
+      <w:proofErr w:type="spellEnd"/>
+      <w:r>
+        <w:rPr>
+          <w:sz w:val="24"/>
+          <w:szCs w:val="24"/>
+        </w:rPr>
+        <w:t xml:space="preserve"> "Login </w:t>
+      </w:r>
+      <w:proofErr w:type="spellStart"/>
+      <w:r>
+        <w:rPr>
+          <w:sz w:val="24"/>
+          <w:szCs w:val="24"/>
+        </w:rPr>
+        <w:t>berhasil</w:t>
+      </w:r>
+      <w:proofErr w:type="spellEnd"/>
+      <w:r>
+        <w:rPr>
+          <w:sz w:val="24"/>
+          <w:szCs w:val="24"/>
+        </w:rPr>
+        <w:t xml:space="preserve">, </w:t>
+      </w:r>
+      <w:proofErr w:type="spellStart"/>
+      <w:r>
+        <w:rPr>
+          <w:sz w:val="24"/>
+          <w:szCs w:val="24"/>
+        </w:rPr>
+        <w:t>selamat</w:t>
+      </w:r>
+      <w:proofErr w:type="spellEnd"/>
+      <w:r>
+        <w:rPr>
+          <w:sz w:val="24"/>
+          <w:szCs w:val="24"/>
+        </w:rPr>
+        <w:t xml:space="preserve"> </w:t>
+      </w:r>
+      <w:proofErr w:type="spellStart"/>
+      <w:r>
+        <w:rPr>
+          <w:sz w:val="24"/>
+          <w:szCs w:val="24"/>
+        </w:rPr>
+        <w:t>datang</w:t>
+      </w:r>
+      <w:proofErr w:type="spellEnd"/>
+      <w:r>
+        <w:rPr>
+          <w:sz w:val="24"/>
+          <w:szCs w:val="24"/>
+        </w:rPr>
+        <w:t xml:space="preserve"> di dashboard".</w:t>
+      </w:r>
+    </w:p>
+    <w:p>
+      <w:pPr>
+        <w:pStyle w:val="ListParagraph"/>
+        <w:numPr>
+          <w:ilvl w:val="0"/>
+          <w:numId w:val="1"/>
+        </w:numPr>
+        <w:rPr>
           <w:sz w:val="24"/>
           <w:szCs w:val="24"/>
           <w:lang w:val="fi-FI"/>
         </w:rPr>
       </w:pPr>
+      <w:r>
+        <w:rPr>
+          <w:sz w:val="24"/>
+          <w:szCs w:val="24"/>
+          <w:lang w:val="fi-FI"/>
+        </w:rPr>
+        <w:t>Jika password benar tetapi perangkat baru, tampilkan pesan "Kode OTP telah dikirim ke email kampus Anda".</w:t>
+      </w:r>
+    </w:p>
+    <w:p>
+      <w:pPr>
+        <w:pStyle w:val="ListParagraph"/>
+        <w:numPr>
+          <w:ilvl w:val="0"/>
+          <w:numId w:val="1"/>
+        </w:numPr>
+        <w:rPr>
+          <w:sz w:val="24"/>
+          <w:szCs w:val="24"/>
+          <w:lang w:val="fi-FI"/>
+        </w:rPr>
+      </w:pPr>
+      <w:r>
+        <w:rPr>
+          <w:sz w:val="24"/>
+          <w:szCs w:val="24"/>
+          <w:lang w:val="fi-FI"/>
+        </w:rPr>
+        <w:t>Jika password salah dan jumlah login gagal sebelumnya kurang dari 2, tampilkan pesan "Password salah, silakan coba lagi".</w:t>
+      </w:r>
+    </w:p>
+    <w:p>
+      <w:pPr>
+        <w:pStyle w:val="ListParagraph"/>
+        <w:numPr>
+          <w:ilvl w:val="0"/>
+          <w:numId w:val="1"/>
+        </w:numPr>
+        <w:rPr>
+          <w:sz w:val="24"/>
+          <w:szCs w:val="24"/>
+          <w:lang w:val="fi-FI"/>
+        </w:rPr>
+      </w:pPr>
+      <w:r>
+        <w:rPr>
+          <w:sz w:val="24"/>
+          <w:szCs w:val="24"/>
+          <w:lang w:val="fi-FI"/>
+        </w:rPr>
+        <w:t>Jika password salah dan jumlah login gagal sebelumnya sama dengan 2, tampilkan pesan "Akun dikunci selama 15 menit".</w:t>
+      </w:r>
+    </w:p>
+    <w:tbl>
+      <w:tblPr>
+        <w:tblStyle w:val="TableGrid"/>
+        <w:tblW w:w="0" w:type="auto"/>
+        <w:tblLook w:val="04A0" w:firstRow="1" w:lastRow="0" w:firstColumn="1" w:lastColumn="0" w:noHBand="0" w:noVBand="1"/>
+      </w:tblPr>
+      <w:tblGrid>
+        <w:gridCol w:w="9016"/>
+      </w:tblGrid>
+      <w:tr>
+        <w:tc>
+          <w:tcPr>
+            <w:tcW w:w="9016" w:type="dxa"/>
+          </w:tcPr>
+          <w:p>
+            <w:pPr>
+              <w:rPr>
+                <w:sz w:val="24"/>
+                <w:szCs w:val="24"/>
+                <w:lang w:val="fi-FI"/>
+              </w:rPr>
+            </w:pPr>
+            <w:r>
+              <w:rPr>
+                <w:sz w:val="24"/>
+                <w:szCs w:val="24"/>
+                <w:lang w:val="fi-FI"/>
+              </w:rPr>
+              <w:t>Tugas: Buatlah flowchart untuk menyelesaikan kasus di atas menggunakan pemilihan bersarang (nested IF) dua tingkat. Program hanya memproses satu percobaan login.</w:t>
+            </w:r>
+          </w:p>
+        </w:tc>
+      </w:tr>
+    </w:tbl>
+    <w:p>
+      <w:pPr>
+        <w:rPr>
+          <w:sz w:val="24"/>
+          <w:szCs w:val="24"/>
+        </w:rPr>
+      </w:pPr>
+      <w:r>
+        <w:rPr>
+          <w:sz w:val="24"/>
+          <w:szCs w:val="24"/>
+        </w:rPr>
+        <w:drawing>
+          <wp:inline distT="0" distB="0" distL="0" distR="0" wp14:anchorId="4B02B236" wp14:editId="040A19C7">
+            <wp:extent cx="2828925" cy="4466724"/>
+            <wp:effectExtent l="0" t="0" r="0" b="0"/>
+            <wp:docPr id="1601419212" name="Picture 2"/>
+            <wp:cNvGraphicFramePr>
+              <a:graphicFrameLocks xmlns:a="http://schemas.openxmlformats.org/drawingml/2006/main" noChangeAspect="1"/>
+            </wp:cNvGraphicFramePr>
+            <a:graphic xmlns:a="http://schemas.openxmlformats.org/drawingml/2006/main">
+              <a:graphicData uri="http://schemas.openxmlformats.org/drawingml/2006/picture">
+                <pic:pic xmlns:pic="http://schemas.openxmlformats.org/drawingml/2006/picture">
+                  <pic:nvPicPr>
+                    <pic:cNvPr id="0" name="Picture 6"/>
+                    <pic:cNvPicPr>
+                      <a:picLocks noChangeAspect="1" noChangeArrowheads="1"/>
+                    </pic:cNvPicPr>
+                  </pic:nvPicPr>
+                  <pic:blipFill>
+                    <a:blip r:embed="rId6" cstate="print">
+                      <a:extLst>
+                        <a:ext uri="{28A0092B-C50C-407E-A947-70E740481C1C}">
+                          <a14:useLocalDpi xmlns:a14="http://schemas.microsoft.com/office/drawing/2010/main" val="0"/>
+                        </a:ext>
+                      </a:extLst>
+                    </a:blip>
+                    <a:srcRect/>
+                    <a:stretch>
+                      <a:fillRect/>
+                    </a:stretch>
+                  </pic:blipFill>
+                  <pic:spPr bwMode="auto">
+                    <a:xfrm>
+                      <a:off x="0" y="0"/>
+                      <a:ext cx="2840062" cy="4484309"/>
+                    </a:xfrm>
+                    <a:prstGeom prst="rect">
+                      <a:avLst/>
+                    </a:prstGeom>
+                    <a:noFill/>
+                    <a:ln>
+                      <a:noFill/>
+                    </a:ln>
+                  </pic:spPr>
+                </pic:pic>
+              </a:graphicData>
+            </a:graphic>
+          </wp:inline>
+        </w:drawing>
+      </w:r>
     </w:p>
     <w:sectPr>
       <w:pgSz w:w="11906" w:h="16838"/>
@@ -929,6 +4187,126 @@
     </w:sectPr>
   </w:body>
 </w:document>
+</file>
+
+<file path=word/numbering.xml><?xml version="1.0" encoding="utf-8"?>
+<w:numbering xmlns:wpc="http://schemas.microsoft.com/office/word/2010/wordprocessingCanvas" xmlns:cx="http://schemas.microsoft.com/office/drawing/2014/chartex" xmlns:cx1="http://schemas.microsoft.com/office/drawing/2015/9/8/chartex" xmlns:cx2="http://schemas.microsoft.com/office/drawing/2015/10/21/chartex" xmlns:cx3="http://schemas.microsoft.com/office/drawing/2016/5/9/chartex" xmlns:cx4="http://schemas.microsoft.com/office/drawing/2016/5/10/chartex" xmlns:cx5="http://schemas.microsoft.com/office/drawing/2016/5/11/chartex" xmlns:cx6="http://schemas.microsoft.com/office/drawing/2016/5/12/chartex" xmlns:cx7="http://schemas.microsoft.com/office/drawing/2016/5/13/chartex" xmlns:cx8="http://schemas.microsoft.com/office/drawing/2016/5/14/chartex" xmlns:mc="http://schemas.openxmlformats.org/markup-compatibility/2006" xmlns:aink="http://schemas.microsoft.com/office/drawing/2016/ink" xmlns:am3d="http://schemas.microsoft.com/office/drawing/2017/model3d" xmlns:o="urn:schemas-microsoft-com:office:office" xmlns:oel="http://schemas.microsoft.com/office/2019/extlst" xmlns:r="http://schemas.openxmlformats.org/officeDocument/2006/relationships" xmlns:m="http://schemas.openxmlformats.org/officeDocument/2006/math" xmlns:v="urn:schemas-microsoft-com:vml" xmlns:wp14="http://schemas.microsoft.com/office/word/2010/wordprocessingDrawing" xmlns:wp="http://schemas.openxmlformats.org/drawingml/2006/wordprocessingDrawing" xmlns:w10="urn:schemas-microsoft-com:office:word" xmlns:w="http://schemas.openxmlformats.org/wordprocessingml/2006/main" xmlns:w14="http://schemas.microsoft.com/office/word/2010/wordml" xmlns:w15="http://schemas.microsoft.com/office/word/2012/wordml" xmlns:w16cex="http://schemas.microsoft.com/office/word/2018/wordml/cex" xmlns:w16cid="http://schemas.microsoft.com/office/word/2016/wordml/cid" xmlns:w16="http://schemas.microsoft.com/office/word/2018/wordml" xmlns:w16du="http://schemas.microsoft.com/office/word/2023/wordml/word16du" xmlns:w16sdtdh="http://schemas.microsoft.com/office/word/2020/wordml/sdtdatahash" xmlns:w16sdtfl="http://schemas.microsoft.com/office/word/2024/wordml/sdtformatlock" xmlns:w16se="http://schemas.microsoft.com/office/word/2015/wordml/symex" xmlns:wpg="http://schemas.microsoft.com/office/word/2010/wordprocessingGroup" xmlns:wpi="http://schemas.microsoft.com/office/word/2010/wordprocessingInk" xmlns:wne="http://schemas.microsoft.com/office/word/2006/wordml" xmlns:wps="http://schemas.microsoft.com/office/word/2010/wordprocessingShape" mc:Ignorable="w14 w15 w16se w16cid w16 w16cex w16sdtdh w16sdtfl w16du wp14">
+  <w:abstractNum w:abstractNumId="0" w15:restartNumberingAfterBreak="0">
+    <w:nsid w:val="63BF741B"/>
+    <w:multiLevelType w:val="hybridMultilevel"/>
+    <w:tmpl w:val="70A4D0E4"/>
+    <w:lvl w:ilvl="0" w:tplc="44FE24C2">
+      <w:numFmt w:val="bullet"/>
+      <w:lvlText w:val=""/>
+      <w:lvlJc w:val="left"/>
+      <w:pPr>
+        <w:ind w:left="720" w:hanging="360"/>
+      </w:pPr>
+      <w:rPr>
+        <w:rFonts w:ascii="Symbol" w:eastAsiaTheme="minorHAnsi" w:hAnsi="Symbol" w:cstheme="minorBidi" w:hint="default"/>
+      </w:rPr>
+    </w:lvl>
+    <w:lvl w:ilvl="1" w:tplc="38090003" w:tentative="1">
+      <w:start w:val="1"/>
+      <w:numFmt w:val="bullet"/>
+      <w:lvlText w:val="o"/>
+      <w:lvlJc w:val="left"/>
+      <w:pPr>
+        <w:ind w:left="1440" w:hanging="360"/>
+      </w:pPr>
+      <w:rPr>
+        <w:rFonts w:ascii="Courier New" w:hAnsi="Courier New" w:cs="Courier New" w:hint="default"/>
+      </w:rPr>
+    </w:lvl>
+    <w:lvl w:ilvl="2" w:tplc="38090005" w:tentative="1">
+      <w:start w:val="1"/>
+      <w:numFmt w:val="bullet"/>
+      <w:lvlText w:val=""/>
+      <w:lvlJc w:val="left"/>
+      <w:pPr>
+        <w:ind w:left="2160" w:hanging="360"/>
+      </w:pPr>
+      <w:rPr>
+        <w:rFonts w:ascii="Wingdings" w:hAnsi="Wingdings" w:hint="default"/>
+      </w:rPr>
+    </w:lvl>
+    <w:lvl w:ilvl="3" w:tplc="38090001" w:tentative="1">
+      <w:start w:val="1"/>
+      <w:numFmt w:val="bullet"/>
+      <w:lvlText w:val=""/>
+      <w:lvlJc w:val="left"/>
+      <w:pPr>
+        <w:ind w:left="2880" w:hanging="360"/>
+      </w:pPr>
+      <w:rPr>
+        <w:rFonts w:ascii="Symbol" w:hAnsi="Symbol" w:hint="default"/>
+      </w:rPr>
+    </w:lvl>
+    <w:lvl w:ilvl="4" w:tplc="38090003" w:tentative="1">
+      <w:start w:val="1"/>
+      <w:numFmt w:val="bullet"/>
+      <w:lvlText w:val="o"/>
+      <w:lvlJc w:val="left"/>
+      <w:pPr>
+        <w:ind w:left="3600" w:hanging="360"/>
+      </w:pPr>
+      <w:rPr>
+        <w:rFonts w:ascii="Courier New" w:hAnsi="Courier New" w:cs="Courier New" w:hint="default"/>
+      </w:rPr>
+    </w:lvl>
+    <w:lvl w:ilvl="5" w:tplc="38090005" w:tentative="1">
+      <w:start w:val="1"/>
+      <w:numFmt w:val="bullet"/>
+      <w:lvlText w:val=""/>
+      <w:lvlJc w:val="left"/>
+      <w:pPr>
+        <w:ind w:left="4320" w:hanging="360"/>
+      </w:pPr>
+      <w:rPr>
+        <w:rFonts w:ascii="Wingdings" w:hAnsi="Wingdings" w:hint="default"/>
+      </w:rPr>
+    </w:lvl>
+    <w:lvl w:ilvl="6" w:tplc="38090001" w:tentative="1">
+      <w:start w:val="1"/>
+      <w:numFmt w:val="bullet"/>
+      <w:lvlText w:val=""/>
+      <w:lvlJc w:val="left"/>
+      <w:pPr>
+        <w:ind w:left="5040" w:hanging="360"/>
+      </w:pPr>
+      <w:rPr>
+        <w:rFonts w:ascii="Symbol" w:hAnsi="Symbol" w:hint="default"/>
+      </w:rPr>
+    </w:lvl>
+    <w:lvl w:ilvl="7" w:tplc="38090003" w:tentative="1">
+      <w:start w:val="1"/>
+      <w:numFmt w:val="bullet"/>
+      <w:lvlText w:val="o"/>
+      <w:lvlJc w:val="left"/>
+      <w:pPr>
+        <w:ind w:left="5760" w:hanging="360"/>
+      </w:pPr>
+      <w:rPr>
+        <w:rFonts w:ascii="Courier New" w:hAnsi="Courier New" w:cs="Courier New" w:hint="default"/>
+      </w:rPr>
+    </w:lvl>
+    <w:lvl w:ilvl="8" w:tplc="38090005" w:tentative="1">
+      <w:start w:val="1"/>
+      <w:numFmt w:val="bullet"/>
+      <w:lvlText w:val=""/>
+      <w:lvlJc w:val="left"/>
+      <w:pPr>
+        <w:ind w:left="6480" w:hanging="360"/>
+      </w:pPr>
+      <w:rPr>
+        <w:rFonts w:ascii="Wingdings" w:hAnsi="Wingdings" w:hint="default"/>
+      </w:rPr>
+    </w:lvl>
+  </w:abstractNum>
+  <w:num w:numId="1" w16cid:durableId="746416532">
+    <w:abstractNumId w:val="0"/>
+  </w:num>
+</w:numbering>
 </file>
 
 <file path=word/styles.xml><?xml version="1.0" encoding="utf-8"?>

--- a/Tugas_Teori/Pertemuan7/TUGAS LATIHAN SOAL PERTEMUAN 7.docx
+++ b/Tugas_Teori/Pertemuan7/TUGAS LATIHAN SOAL PERTEMUAN 7.docx
@@ -4130,10 +4130,10 @@
           <w:szCs w:val="24"/>
         </w:rPr>
         <w:drawing>
-          <wp:inline distT="0" distB="0" distL="0" distR="0" wp14:anchorId="4B02B236" wp14:editId="040A19C7">
-            <wp:extent cx="2828925" cy="4466724"/>
-            <wp:effectExtent l="0" t="0" r="0" b="0"/>
-            <wp:docPr id="1601419212" name="Picture 2"/>
+          <wp:inline distT="0" distB="0" distL="0" distR="0" wp14:anchorId="0FE42561" wp14:editId="5F76D403">
+            <wp:extent cx="2756853" cy="4352925"/>
+            <wp:effectExtent l="0" t="0" r="5715" b="0"/>
+            <wp:docPr id="292852760" name="Picture 2"/>
             <wp:cNvGraphicFramePr>
               <a:graphicFrameLocks xmlns:a="http://schemas.openxmlformats.org/drawingml/2006/main" noChangeAspect="1"/>
             </wp:cNvGraphicFramePr>
@@ -4162,7 +4162,7 @@
                   <pic:spPr bwMode="auto">
                     <a:xfrm>
                       <a:off x="0" y="0"/>
-                      <a:ext cx="2840062" cy="4484309"/>
+                      <a:ext cx="2766195" cy="4367676"/>
                     </a:xfrm>
                     <a:prstGeom prst="rect">
                       <a:avLst/>
@@ -4178,6 +4178,14 @@
           </wp:inline>
         </w:drawing>
       </w:r>
+    </w:p>
+    <w:p>
+      <w:pPr>
+        <w:rPr>
+          <w:sz w:val="24"/>
+          <w:szCs w:val="24"/>
+        </w:rPr>
+      </w:pPr>
     </w:p>
     <w:sectPr>
       <w:pgSz w:w="11906" w:h="16838"/>
